--- a/TP 1/TP1_Groupe18_DavidLandryAGNANGMASANAM_CheikhTHIOUB/outputs/tableau_gtsummary_zone.docx
+++ b/TP 1/TP1_Groupe18_DavidLandryAGNANGMASANAM_CheikhTHIOUB/outputs/tableau_gtsummary_zone.docx
@@ -8,6 +8,24 @@
       </w:pPr>
       <w:r>
         <w:t xml:space="preserve"/>
+      </w:r>
+    </w:p>
+    <w:p>
+      <w:pPr>
+        <w:pStyle w:val="TableCaption"/>
+        <w:jc w:val="center"/>
+        <w:keepNext/>
+        <w:pBdr>
+          <w:bottom w:val="none" w:sz="0" w:space="0" w:color="000000"/>
+          <w:top w:val="none" w:sz="0" w:space="0" w:color="000000"/>
+          <w:left w:val="none" w:sz="0" w:space="0" w:color="000000"/>
+          <w:right w:val="none" w:sz="0" w:space="0" w:color="000000"/>
+        </w:pBdr>
+        <w:spacing w:after="60" w:before="60" w:line="240"/>
+        <w:ind w:left="60" w:right="60" w:firstLine="0" w:firstLineChars="0"/>
+      </w:pPr>
+      <w:r>
+        <w:t xml:space="preserve">Tableau recapitulatif pondere par zone (W4, 2018).</w:t>
       </w:r>
     </w:p>
     <w:tbl xmlns:a="http://schemas.openxmlformats.org/drawingml/2006/main" xmlns:pic="http://schemas.openxmlformats.org/drawingml/2006/picture">
@@ -17,22 +35,22 @@
         <w:tblLook w:firstRow="1" w:lastRow="0" w:firstColumn="0" w:lastColumn="0" w:noHBand="0" w:noVBand="1"/>
       </w:tblPr>
       <w:tblGrid>
-        <w:gridCol w:w="2098"/>
-        <w:gridCol w:w="2706"/>
-        <w:gridCol w:w="2706"/>
-        <w:gridCol w:w="2706"/>
-        <w:gridCol w:w="1181"/>
+        <w:gridCol w:w="2196"/>
+        <w:gridCol w:w="3073"/>
+        <w:gridCol w:w="3073"/>
+        <w:gridCol w:w="3073"/>
+        <w:gridCol w:w="18580"/>
       </w:tblGrid>
       <w:tr>
         <w:trPr>
-          <w:trHeight w:val="763" w:hRule="auto"/>
+          <w:trHeight w:val="612" w:hRule="auto"/>
           <w:tblHeader/>
         </w:trPr>
         <w:tc>
           <w:tcPr>
             <w:tcBorders>
-              <w:bottom w:val="single" w:sz="8" w:space="0" w:color="000000"/>
-              <w:top w:val="single" w:sz="8" w:space="0" w:color="000000"/>
+              <w:bottom w:val="single" w:sz="12" w:space="0" w:color="666666"/>
+              <w:top w:val="single" w:sz="12" w:space="0" w:color="666666"/>
               <w:left w:val="none" w:sz="0" w:space="0" w:color="000000"/>
               <w:right w:val="none" w:sz="0" w:space="0" w:color="000000"/>
             </w:tcBorders>
@@ -55,7 +73,7 @@
                 <w:left w:val="none" w:sz="0" w:space="0" w:color="000000"/>
                 <w:right w:val="none" w:sz="0" w:space="0" w:color="000000"/>
               </w:pBdr>
-              <w:spacing w:after="40" w:before="40" w:line="240"/>
+              <w:spacing w:after="100" w:before="100" w:line="240"/>
               <w:ind w:left="100" w:right="100" w:firstLine="0" w:firstLineChars="0"/>
               <w:rPr>
                 <w:rFonts w:ascii="Arial" w:hAnsi="Arial" w:eastAsia="Arial" w:cs="Arial"/>
@@ -72,7 +90,7 @@
               <w:rPr>
                 <w:rFonts w:ascii="Arial" w:hAnsi="Arial" w:eastAsia="Arial" w:cs="Arial"/>
                 <w:i w:val="false"/>
-                <w:b w:val="true"/>
+                <w:b w:val="false"/>
                 <w:u w:val="none"/>
                 <w:strike w:val="false"/>
                 <w:sz w:val="22"/>
@@ -86,8 +104,8 @@
         <w:tc>
           <w:tcPr>
             <w:tcBorders>
-              <w:bottom w:val="single" w:sz="8" w:space="0" w:color="000000"/>
-              <w:top w:val="single" w:sz="8" w:space="0" w:color="000000"/>
+              <w:bottom w:val="single" w:sz="12" w:space="0" w:color="666666"/>
+              <w:top w:val="single" w:sz="12" w:space="0" w:color="666666"/>
               <w:left w:val="none" w:sz="0" w:space="0" w:color="000000"/>
               <w:right w:val="none" w:sz="0" w:space="0" w:color="000000"/>
             </w:tcBorders>
@@ -103,14 +121,14 @@
           <w:p>
             <w:pPr>
               <w:pStyle w:val="Normal"/>
-              <w:jc w:val="center"/>
+              <w:jc w:val="left"/>
               <w:pBdr>
                 <w:bottom w:val="none" w:sz="0" w:space="0" w:color="000000"/>
                 <w:top w:val="none" w:sz="0" w:space="0" w:color="000000"/>
                 <w:left w:val="none" w:sz="0" w:space="0" w:color="000000"/>
                 <w:right w:val="none" w:sz="0" w:space="0" w:color="000000"/>
               </w:pBdr>
-              <w:spacing w:after="40" w:before="40" w:line="240"/>
+              <w:spacing w:after="100" w:before="100" w:line="240"/>
               <w:ind w:left="100" w:right="100" w:firstLine="0" w:firstLineChars="0"/>
               <w:rPr>
                 <w:rFonts w:ascii="Arial" w:hAnsi="Arial" w:eastAsia="Arial" w:cs="Arial"/>
@@ -127,75 +145,22 @@
               <w:rPr>
                 <w:rFonts w:ascii="Arial" w:hAnsi="Arial" w:eastAsia="Arial" w:cs="Arial"/>
                 <w:i w:val="false"/>
-                <w:b w:val="true"/>
-                <w:u w:val="none"/>
-                <w:strike w:val="false"/>
-                <w:sz w:val="22"/>
-                <w:szCs w:val="22"/>
-                <w:color w:val="000000"/>
-              </w:rPr>
-              <w:t xml:space="preserve">Overall</w:t>
-            </w:r>
-            <w:r>
-              <w:rPr>
-                <w:rFonts w:ascii="Arial" w:hAnsi="Arial" w:eastAsia="Arial" w:cs="Arial"/>
-                <w:i w:val="false"/>
-                <w:b w:val="false"/>
-                <w:u w:val="none"/>
-                <w:strike w:val="false"/>
-                <w:sz w:val="22"/>
-                <w:szCs w:val="22"/>
-                <w:color w:val="000000"/>
-              </w:rPr>
-              <w:t xml:space="preserve">  </w:t>
-            </w:r>
-            <w:r>
-              <w:rPr>
-                <w:rFonts w:ascii="Arial" w:hAnsi="Arial" w:eastAsia="Arial" w:cs="Arial"/>
-                <w:i w:val="false"/>
-                <w:b w:val="false"/>
-                <w:u w:val="none"/>
-                <w:strike w:val="false"/>
-                <w:sz w:val="22"/>
-                <w:szCs w:val="22"/>
-                <w:color w:val="000000"/>
-              </w:rPr>
-              <w:br/>
-            </w:r>
-            <w:r>
-              <w:rPr>
-                <w:rFonts w:ascii="Arial" w:hAnsi="Arial" w:eastAsia="Arial" w:cs="Arial"/>
-                <w:i w:val="false"/>
-                <w:b w:val="false"/>
-                <w:u w:val="none"/>
-                <w:strike w:val="false"/>
-                <w:sz w:val="22"/>
-                <w:szCs w:val="22"/>
-                <w:color w:val="000000"/>
-              </w:rPr>
-              <w:t xml:space="preserve">N = 30,337</w:t>
-            </w:r>
-            <w:r>
-              <w:rPr>
-                <w:rFonts w:ascii="Arial" w:hAnsi="Arial" w:eastAsia="Arial" w:cs="Arial"/>
-                <w:i w:val="false"/>
-                <w:b w:val="false"/>
-                <w:u w:val="none"/>
-                <w:strike w:val="false"/>
-                <w:vertAlign w:val="superscript"/>
-                <w:sz w:val="22"/>
-                <w:szCs w:val="22"/>
-                <w:color w:val="000000"/>
-              </w:rPr>
-              <w:t xml:space="preserve">1</w:t>
+                <w:b w:val="false"/>
+                <w:u w:val="none"/>
+                <w:strike w:val="false"/>
+                <w:sz w:val="22"/>
+                <w:szCs w:val="22"/>
+                <w:color w:val="000000"/>
+              </w:rPr>
+              <w:t xml:space="preserve">Ensemble</w:t>
             </w:r>
           </w:p>
         </w:tc>
         <w:tc>
           <w:tcPr>
             <w:tcBorders>
-              <w:bottom w:val="single" w:sz="8" w:space="0" w:color="000000"/>
-              <w:top w:val="single" w:sz="8" w:space="0" w:color="000000"/>
+              <w:bottom w:val="single" w:sz="12" w:space="0" w:color="666666"/>
+              <w:top w:val="single" w:sz="12" w:space="0" w:color="666666"/>
               <w:left w:val="none" w:sz="0" w:space="0" w:color="000000"/>
               <w:right w:val="none" w:sz="0" w:space="0" w:color="000000"/>
             </w:tcBorders>
@@ -211,14 +176,14 @@
           <w:p>
             <w:pPr>
               <w:pStyle w:val="Normal"/>
-              <w:jc w:val="center"/>
+              <w:jc w:val="left"/>
               <w:pBdr>
                 <w:bottom w:val="none" w:sz="0" w:space="0" w:color="000000"/>
                 <w:top w:val="none" w:sz="0" w:space="0" w:color="000000"/>
                 <w:left w:val="none" w:sz="0" w:space="0" w:color="000000"/>
                 <w:right w:val="none" w:sz="0" w:space="0" w:color="000000"/>
               </w:pBdr>
-              <w:spacing w:after="40" w:before="40" w:line="240"/>
+              <w:spacing w:after="100" w:before="100" w:line="240"/>
               <w:ind w:left="100" w:right="100" w:firstLine="0" w:firstLineChars="0"/>
               <w:rPr>
                 <w:rFonts w:ascii="Arial" w:hAnsi="Arial" w:eastAsia="Arial" w:cs="Arial"/>
@@ -235,7 +200,7 @@
               <w:rPr>
                 <w:rFonts w:ascii="Arial" w:hAnsi="Arial" w:eastAsia="Arial" w:cs="Arial"/>
                 <w:i w:val="false"/>
-                <w:b w:val="true"/>
+                <w:b w:val="false"/>
                 <w:u w:val="none"/>
                 <w:strike w:val="false"/>
                 <w:sz w:val="22"/>
@@ -243,67 +208,14 @@
                 <w:color w:val="000000"/>
               </w:rPr>
               <w:t xml:space="preserve">Urbain</w:t>
-            </w:r>
-            <w:r>
-              <w:rPr>
-                <w:rFonts w:ascii="Arial" w:hAnsi="Arial" w:eastAsia="Arial" w:cs="Arial"/>
-                <w:i w:val="false"/>
-                <w:b w:val="false"/>
-                <w:u w:val="none"/>
-                <w:strike w:val="false"/>
-                <w:sz w:val="22"/>
-                <w:szCs w:val="22"/>
-                <w:color w:val="000000"/>
-              </w:rPr>
-              <w:t xml:space="preserve">  </w:t>
-            </w:r>
-            <w:r>
-              <w:rPr>
-                <w:rFonts w:ascii="Arial" w:hAnsi="Arial" w:eastAsia="Arial" w:cs="Arial"/>
-                <w:i w:val="false"/>
-                <w:b w:val="false"/>
-                <w:u w:val="none"/>
-                <w:strike w:val="false"/>
-                <w:sz w:val="22"/>
-                <w:szCs w:val="22"/>
-                <w:color w:val="000000"/>
-              </w:rPr>
-              <w:br/>
-            </w:r>
-            <w:r>
-              <w:rPr>
-                <w:rFonts w:ascii="Arial" w:hAnsi="Arial" w:eastAsia="Arial" w:cs="Arial"/>
-                <w:i w:val="false"/>
-                <w:b w:val="false"/>
-                <w:u w:val="none"/>
-                <w:strike w:val="false"/>
-                <w:sz w:val="22"/>
-                <w:szCs w:val="22"/>
-                <w:color w:val="000000"/>
-              </w:rPr>
-              <w:t xml:space="preserve">N = 8,719</w:t>
-            </w:r>
-            <w:r>
-              <w:rPr>
-                <w:rFonts w:ascii="Arial" w:hAnsi="Arial" w:eastAsia="Arial" w:cs="Arial"/>
-                <w:i w:val="false"/>
-                <w:b w:val="false"/>
-                <w:u w:val="none"/>
-                <w:strike w:val="false"/>
-                <w:vertAlign w:val="superscript"/>
-                <w:sz w:val="22"/>
-                <w:szCs w:val="22"/>
-                <w:color w:val="000000"/>
-              </w:rPr>
-              <w:t xml:space="preserve">1</w:t>
             </w:r>
           </w:p>
         </w:tc>
         <w:tc>
           <w:tcPr>
             <w:tcBorders>
-              <w:bottom w:val="single" w:sz="8" w:space="0" w:color="000000"/>
-              <w:top w:val="single" w:sz="8" w:space="0" w:color="000000"/>
+              <w:bottom w:val="single" w:sz="12" w:space="0" w:color="666666"/>
+              <w:top w:val="single" w:sz="12" w:space="0" w:color="666666"/>
               <w:left w:val="none" w:sz="0" w:space="0" w:color="000000"/>
               <w:right w:val="none" w:sz="0" w:space="0" w:color="000000"/>
             </w:tcBorders>
@@ -319,14 +231,14 @@
           <w:p>
             <w:pPr>
               <w:pStyle w:val="Normal"/>
-              <w:jc w:val="center"/>
+              <w:jc w:val="left"/>
               <w:pBdr>
                 <w:bottom w:val="none" w:sz="0" w:space="0" w:color="000000"/>
                 <w:top w:val="none" w:sz="0" w:space="0" w:color="000000"/>
                 <w:left w:val="none" w:sz="0" w:space="0" w:color="000000"/>
                 <w:right w:val="none" w:sz="0" w:space="0" w:color="000000"/>
               </w:pBdr>
-              <w:spacing w:after="40" w:before="40" w:line="240"/>
+              <w:spacing w:after="100" w:before="100" w:line="240"/>
               <w:ind w:left="100" w:right="100" w:firstLine="0" w:firstLineChars="0"/>
               <w:rPr>
                 <w:rFonts w:ascii="Arial" w:hAnsi="Arial" w:eastAsia="Arial" w:cs="Arial"/>
@@ -343,7 +255,7 @@
               <w:rPr>
                 <w:rFonts w:ascii="Arial" w:hAnsi="Arial" w:eastAsia="Arial" w:cs="Arial"/>
                 <w:i w:val="false"/>
-                <w:b w:val="true"/>
+                <w:b w:val="false"/>
                 <w:u w:val="none"/>
                 <w:strike w:val="false"/>
                 <w:sz w:val="22"/>
@@ -351,67 +263,14 @@
                 <w:color w:val="000000"/>
               </w:rPr>
               <w:t xml:space="preserve">Rural</w:t>
-            </w:r>
-            <w:r>
-              <w:rPr>
-                <w:rFonts w:ascii="Arial" w:hAnsi="Arial" w:eastAsia="Arial" w:cs="Arial"/>
-                <w:i w:val="false"/>
-                <w:b w:val="false"/>
-                <w:u w:val="none"/>
-                <w:strike w:val="false"/>
-                <w:sz w:val="22"/>
-                <w:szCs w:val="22"/>
-                <w:color w:val="000000"/>
-              </w:rPr>
-              <w:t xml:space="preserve">  </w:t>
-            </w:r>
-            <w:r>
-              <w:rPr>
-                <w:rFonts w:ascii="Arial" w:hAnsi="Arial" w:eastAsia="Arial" w:cs="Arial"/>
-                <w:i w:val="false"/>
-                <w:b w:val="false"/>
-                <w:u w:val="none"/>
-                <w:strike w:val="false"/>
-                <w:sz w:val="22"/>
-                <w:szCs w:val="22"/>
-                <w:color w:val="000000"/>
-              </w:rPr>
-              <w:br/>
-            </w:r>
-            <w:r>
-              <w:rPr>
-                <w:rFonts w:ascii="Arial" w:hAnsi="Arial" w:eastAsia="Arial" w:cs="Arial"/>
-                <w:i w:val="false"/>
-                <w:b w:val="false"/>
-                <w:u w:val="none"/>
-                <w:strike w:val="false"/>
-                <w:sz w:val="22"/>
-                <w:szCs w:val="22"/>
-                <w:color w:val="000000"/>
-              </w:rPr>
-              <w:t xml:space="preserve">N = 21,618</w:t>
-            </w:r>
-            <w:r>
-              <w:rPr>
-                <w:rFonts w:ascii="Arial" w:hAnsi="Arial" w:eastAsia="Arial" w:cs="Arial"/>
-                <w:i w:val="false"/>
-                <w:b w:val="false"/>
-                <w:u w:val="none"/>
-                <w:strike w:val="false"/>
-                <w:vertAlign w:val="superscript"/>
-                <w:sz w:val="22"/>
-                <w:szCs w:val="22"/>
-                <w:color w:val="000000"/>
-              </w:rPr>
-              <w:t xml:space="preserve">1</w:t>
             </w:r>
           </w:p>
         </w:tc>
         <w:tc>
           <w:tcPr>
             <w:tcBorders>
-              <w:bottom w:val="single" w:sz="8" w:space="0" w:color="000000"/>
-              <w:top w:val="single" w:sz="8" w:space="0" w:color="000000"/>
+              <w:bottom w:val="single" w:sz="12" w:space="0" w:color="666666"/>
+              <w:top w:val="single" w:sz="12" w:space="0" w:color="666666"/>
               <w:left w:val="none" w:sz="0" w:space="0" w:color="000000"/>
               <w:right w:val="none" w:sz="0" w:space="0" w:color="000000"/>
             </w:tcBorders>
@@ -427,14 +286,14 @@
           <w:p>
             <w:pPr>
               <w:pStyle w:val="Normal"/>
-              <w:jc w:val="center"/>
+              <w:jc w:val="left"/>
               <w:pBdr>
                 <w:bottom w:val="none" w:sz="0" w:space="0" w:color="000000"/>
                 <w:top w:val="none" w:sz="0" w:space="0" w:color="000000"/>
                 <w:left w:val="none" w:sz="0" w:space="0" w:color="000000"/>
                 <w:right w:val="none" w:sz="0" w:space="0" w:color="000000"/>
               </w:pBdr>
-              <w:spacing w:after="40" w:before="40" w:line="240"/>
+              <w:spacing w:after="100" w:before="100" w:line="240"/>
               <w:ind w:left="100" w:right="100" w:firstLine="0" w:firstLineChars="0"/>
               <w:rPr>
                 <w:rFonts w:ascii="Arial" w:hAnsi="Arial" w:eastAsia="Arial" w:cs="Arial"/>
@@ -451,7 +310,7 @@
               <w:rPr>
                 <w:rFonts w:ascii="Arial" w:hAnsi="Arial" w:eastAsia="Arial" w:cs="Arial"/>
                 <w:i w:val="false"/>
-                <w:b w:val="true"/>
+                <w:b w:val="false"/>
                 <w:u w:val="none"/>
                 <w:strike w:val="false"/>
                 <w:sz w:val="22"/>
@@ -471,7 +330,7 @@
           <w:tcPr>
             <w:tcBorders>
               <w:bottom w:val="none" w:sz="0" w:space="0" w:color="000000"/>
-              <w:top w:val="single" w:sz="8" w:space="0" w:color="000000"/>
+              <w:top w:val="single" w:sz="12" w:space="0" w:color="666666"/>
               <w:left w:val="none" w:sz="0" w:space="0" w:color="000000"/>
               <w:right w:val="none" w:sz="0" w:space="0" w:color="000000"/>
             </w:tcBorders>
@@ -482,7 +341,7 @@
               <w:left w:w="0" w:type="dxa"/>
               <w:right w:w="0" w:type="dxa"/>
             </w:tcMar>
-            <w:vAlign w:val="top"/>
+            <w:vAlign w:val="center"/>
           </w:tcPr>
           <w:p>
             <w:pPr>
@@ -526,7 +385,7 @@
           <w:tcPr>
             <w:tcBorders>
               <w:bottom w:val="none" w:sz="0" w:space="0" w:color="000000"/>
-              <w:top w:val="single" w:sz="8" w:space="0" w:color="000000"/>
+              <w:top w:val="single" w:sz="12" w:space="0" w:color="666666"/>
               <w:left w:val="none" w:sz="0" w:space="0" w:color="000000"/>
               <w:right w:val="none" w:sz="0" w:space="0" w:color="000000"/>
             </w:tcBorders>
@@ -537,512 +396,7 @@
               <w:left w:w="0" w:type="dxa"/>
               <w:right w:w="0" w:type="dxa"/>
             </w:tcMar>
-            <w:vAlign w:val="top"/>
-          </w:tcPr>
-          <w:p>
-            <w:pPr>
-              <w:pStyle w:val="Normal"/>
-              <w:jc w:val="center"/>
-              <w:pBdr>
-                <w:bottom w:val="none" w:sz="0" w:space="0" w:color="000000"/>
-                <w:top w:val="none" w:sz="0" w:space="0" w:color="000000"/>
-                <w:left w:val="none" w:sz="0" w:space="0" w:color="000000"/>
-                <w:right w:val="none" w:sz="0" w:space="0" w:color="000000"/>
-              </w:pBdr>
-              <w:spacing w:after="100" w:before="100" w:line="240"/>
-              <w:ind w:left="100" w:right="100" w:firstLine="0" w:firstLineChars="0"/>
-              <w:rPr>
-                <w:rFonts w:ascii="Arial" w:hAnsi="Arial" w:eastAsia="Arial" w:cs="Arial"/>
-                <w:i w:val="false"/>
-                <w:b w:val="false"/>
-                <w:u w:val="none"/>
-                <w:strike w:val="false"/>
-                <w:sz w:val="22"/>
-                <w:szCs w:val="22"/>
-                <w:color w:val="000000"/>
-              </w:rPr>
-            </w:pPr>
-            <w:r>
-              <w:rPr>
-                <w:rFonts w:ascii="Arial" w:hAnsi="Arial" w:eastAsia="Arial" w:cs="Arial"/>
-                <w:i w:val="false"/>
-                <w:b w:val="false"/>
-                <w:u w:val="none"/>
-                <w:strike w:val="false"/>
-                <w:sz w:val="22"/>
-                <w:szCs w:val="22"/>
-                <w:color w:val="000000"/>
-              </w:rPr>
-              <w:t xml:space="preserve">24 (20) | Med: 18 [8-36]</w:t>
-            </w:r>
-          </w:p>
-        </w:tc>
-        <w:tc>
-          <w:tcPr>
-            <w:tcBorders>
-              <w:bottom w:val="none" w:sz="0" w:space="0" w:color="000000"/>
-              <w:top w:val="single" w:sz="8" w:space="0" w:color="000000"/>
-              <w:left w:val="none" w:sz="0" w:space="0" w:color="000000"/>
-              <w:right w:val="none" w:sz="0" w:space="0" w:color="000000"/>
-            </w:tcBorders>
-            <w:shd w:val="clear" w:color="auto" w:fill="FFFFFF"/>
-            <w:tcMar>
-              <w:top w:w="0" w:type="dxa"/>
-              <w:bottom w:w="0" w:type="dxa"/>
-              <w:left w:w="0" w:type="dxa"/>
-              <w:right w:w="0" w:type="dxa"/>
-            </w:tcMar>
-            <w:vAlign w:val="top"/>
-          </w:tcPr>
-          <w:p>
-            <w:pPr>
-              <w:pStyle w:val="Normal"/>
-              <w:jc w:val="center"/>
-              <w:pBdr>
-                <w:bottom w:val="none" w:sz="0" w:space="0" w:color="000000"/>
-                <w:top w:val="none" w:sz="0" w:space="0" w:color="000000"/>
-                <w:left w:val="none" w:sz="0" w:space="0" w:color="000000"/>
-                <w:right w:val="none" w:sz="0" w:space="0" w:color="000000"/>
-              </w:pBdr>
-              <w:spacing w:after="100" w:before="100" w:line="240"/>
-              <w:ind w:left="100" w:right="100" w:firstLine="0" w:firstLineChars="0"/>
-              <w:rPr>
-                <w:rFonts w:ascii="Arial" w:hAnsi="Arial" w:eastAsia="Arial" w:cs="Arial"/>
-                <w:i w:val="false"/>
-                <w:b w:val="false"/>
-                <w:u w:val="none"/>
-                <w:strike w:val="false"/>
-                <w:sz w:val="22"/>
-                <w:szCs w:val="22"/>
-                <w:color w:val="000000"/>
-              </w:rPr>
-            </w:pPr>
-            <w:r>
-              <w:rPr>
-                <w:rFonts w:ascii="Arial" w:hAnsi="Arial" w:eastAsia="Arial" w:cs="Arial"/>
-                <w:i w:val="false"/>
-                <w:b w:val="false"/>
-                <w:u w:val="none"/>
-                <w:strike w:val="false"/>
-                <w:sz w:val="22"/>
-                <w:szCs w:val="22"/>
-                <w:color w:val="000000"/>
-              </w:rPr>
-              <w:t xml:space="preserve">25 (19) | Med: 19 [9-38]</w:t>
-            </w:r>
-          </w:p>
-        </w:tc>
-        <w:tc>
-          <w:tcPr>
-            <w:tcBorders>
-              <w:bottom w:val="none" w:sz="0" w:space="0" w:color="000000"/>
-              <w:top w:val="single" w:sz="8" w:space="0" w:color="000000"/>
-              <w:left w:val="none" w:sz="0" w:space="0" w:color="000000"/>
-              <w:right w:val="none" w:sz="0" w:space="0" w:color="000000"/>
-            </w:tcBorders>
-            <w:shd w:val="clear" w:color="auto" w:fill="FFFFFF"/>
-            <w:tcMar>
-              <w:top w:w="0" w:type="dxa"/>
-              <w:bottom w:w="0" w:type="dxa"/>
-              <w:left w:w="0" w:type="dxa"/>
-              <w:right w:w="0" w:type="dxa"/>
-            </w:tcMar>
-            <w:vAlign w:val="top"/>
-          </w:tcPr>
-          <w:p>
-            <w:pPr>
-              <w:pStyle w:val="Normal"/>
-              <w:jc w:val="center"/>
-              <w:pBdr>
-                <w:bottom w:val="none" w:sz="0" w:space="0" w:color="000000"/>
-                <w:top w:val="none" w:sz="0" w:space="0" w:color="000000"/>
-                <w:left w:val="none" w:sz="0" w:space="0" w:color="000000"/>
-                <w:right w:val="none" w:sz="0" w:space="0" w:color="000000"/>
-              </w:pBdr>
-              <w:spacing w:after="100" w:before="100" w:line="240"/>
-              <w:ind w:left="100" w:right="100" w:firstLine="0" w:firstLineChars="0"/>
-              <w:rPr>
-                <w:rFonts w:ascii="Arial" w:hAnsi="Arial" w:eastAsia="Arial" w:cs="Arial"/>
-                <w:i w:val="false"/>
-                <w:b w:val="false"/>
-                <w:u w:val="none"/>
-                <w:strike w:val="false"/>
-                <w:sz w:val="22"/>
-                <w:szCs w:val="22"/>
-                <w:color w:val="000000"/>
-              </w:rPr>
-            </w:pPr>
-            <w:r>
-              <w:rPr>
-                <w:rFonts w:ascii="Arial" w:hAnsi="Arial" w:eastAsia="Arial" w:cs="Arial"/>
-                <w:i w:val="false"/>
-                <w:b w:val="false"/>
-                <w:u w:val="none"/>
-                <w:strike w:val="false"/>
-                <w:sz w:val="22"/>
-                <w:szCs w:val="22"/>
-                <w:color w:val="000000"/>
-              </w:rPr>
-              <w:t xml:space="preserve">24 (20) | Med: 17 [8-35]</w:t>
-            </w:r>
-          </w:p>
-        </w:tc>
-        <w:tc>
-          <w:tcPr>
-            <w:tcBorders>
-              <w:bottom w:val="none" w:sz="0" w:space="0" w:color="000000"/>
-              <w:top w:val="single" w:sz="8" w:space="0" w:color="000000"/>
-              <w:left w:val="none" w:sz="0" w:space="0" w:color="000000"/>
-              <w:right w:val="none" w:sz="0" w:space="0" w:color="000000"/>
-            </w:tcBorders>
-            <w:shd w:val="clear" w:color="auto" w:fill="FFFFFF"/>
-            <w:tcMar>
-              <w:top w:w="0" w:type="dxa"/>
-              <w:bottom w:w="0" w:type="dxa"/>
-              <w:left w:w="0" w:type="dxa"/>
-              <w:right w:w="0" w:type="dxa"/>
-            </w:tcMar>
-            <w:vAlign w:val="top"/>
-          </w:tcPr>
-          <w:p>
-            <w:pPr>
-              <w:pStyle w:val="Normal"/>
-              <w:jc w:val="center"/>
-              <w:pBdr>
-                <w:bottom w:val="none" w:sz="0" w:space="0" w:color="000000"/>
-                <w:top w:val="none" w:sz="0" w:space="0" w:color="000000"/>
-                <w:left w:val="none" w:sz="0" w:space="0" w:color="000000"/>
-                <w:right w:val="none" w:sz="0" w:space="0" w:color="000000"/>
-              </w:pBdr>
-              <w:spacing w:after="100" w:before="100" w:line="240"/>
-              <w:ind w:left="100" w:right="100" w:firstLine="0" w:firstLineChars="0"/>
-              <w:rPr>
-                <w:rFonts w:ascii="Arial" w:hAnsi="Arial" w:eastAsia="Arial" w:cs="Arial"/>
-                <w:i w:val="false"/>
-                <w:b w:val="false"/>
-                <w:u w:val="none"/>
-                <w:strike w:val="false"/>
-                <w:sz w:val="22"/>
-                <w:szCs w:val="22"/>
-                <w:color w:val="000000"/>
-              </w:rPr>
-            </w:pPr>
-            <w:r>
-              <w:rPr>
-                <w:rFonts w:ascii="Arial" w:hAnsi="Arial" w:eastAsia="Arial" w:cs="Arial"/>
-                <w:i w:val="false"/>
-                <w:b w:val="false"/>
-                <w:u w:val="none"/>
-                <w:strike w:val="false"/>
-                <w:sz w:val="22"/>
-                <w:szCs w:val="22"/>
-                <w:color w:val="000000"/>
-              </w:rPr>
-              <w:t xml:space="preserve"/>
-            </w:r>
-          </w:p>
-        </w:tc>
-      </w:tr>
-      <w:tr>
-        <w:trPr>
-          <w:trHeight w:val="612" w:hRule="auto"/>
-        </w:trPr>
-        <w:tc>
-          <w:tcPr>
-            <w:tcBorders>
-              <w:bottom w:val="none" w:sz="0" w:space="0" w:color="000000"/>
-              <w:top w:val="none" w:sz="0" w:space="0" w:color="000000"/>
-              <w:left w:val="none" w:sz="0" w:space="0" w:color="000000"/>
-              <w:right w:val="none" w:sz="0" w:space="0" w:color="000000"/>
-            </w:tcBorders>
-            <w:shd w:val="clear" w:color="auto" w:fill="FFFFFF"/>
-            <w:tcMar>
-              <w:top w:w="0" w:type="dxa"/>
-              <w:bottom w:w="0" w:type="dxa"/>
-              <w:left w:w="0" w:type="dxa"/>
-              <w:right w:w="0" w:type="dxa"/>
-            </w:tcMar>
-            <w:vAlign w:val="top"/>
-          </w:tcPr>
-          <w:p>
-            <w:pPr>
-              <w:pStyle w:val="Normal"/>
-              <w:jc w:val="left"/>
-              <w:pBdr>
-                <w:bottom w:val="none" w:sz="0" w:space="0" w:color="000000"/>
-                <w:top w:val="none" w:sz="0" w:space="0" w:color="000000"/>
-                <w:left w:val="none" w:sz="0" w:space="0" w:color="000000"/>
-                <w:right w:val="none" w:sz="0" w:space="0" w:color="000000"/>
-              </w:pBdr>
-              <w:spacing w:after="100" w:before="100" w:line="240"/>
-              <w:ind w:left="300" w:right="100" w:firstLine="0" w:firstLineChars="0"/>
-              <w:rPr>
-                <w:rFonts w:ascii="Arial" w:hAnsi="Arial" w:eastAsia="Arial" w:cs="Arial"/>
-                <w:i w:val="false"/>
-                <w:b w:val="false"/>
-                <w:u w:val="none"/>
-                <w:strike w:val="false"/>
-                <w:sz w:val="22"/>
-                <w:szCs w:val="22"/>
-                <w:color w:val="000000"/>
-              </w:rPr>
-            </w:pPr>
-            <w:r>
-              <w:rPr>
-                <w:rFonts w:ascii="Arial" w:hAnsi="Arial" w:eastAsia="Arial" w:cs="Arial"/>
-                <w:i w:val="false"/>
-                <w:b w:val="false"/>
-                <w:u w:val="none"/>
-                <w:strike w:val="false"/>
-                <w:sz w:val="22"/>
-                <w:szCs w:val="22"/>
-                <w:color w:val="000000"/>
-              </w:rPr>
-              <w:t xml:space="preserve">Manquantes</w:t>
-            </w:r>
-          </w:p>
-        </w:tc>
-        <w:tc>
-          <w:tcPr>
-            <w:tcBorders>
-              <w:bottom w:val="none" w:sz="0" w:space="0" w:color="000000"/>
-              <w:top w:val="none" w:sz="0" w:space="0" w:color="000000"/>
-              <w:left w:val="none" w:sz="0" w:space="0" w:color="000000"/>
-              <w:right w:val="none" w:sz="0" w:space="0" w:color="000000"/>
-            </w:tcBorders>
-            <w:shd w:val="clear" w:color="auto" w:fill="FFFFFF"/>
-            <w:tcMar>
-              <w:top w:w="0" w:type="dxa"/>
-              <w:bottom w:w="0" w:type="dxa"/>
-              <w:left w:w="0" w:type="dxa"/>
-              <w:right w:w="0" w:type="dxa"/>
-            </w:tcMar>
-            <w:vAlign w:val="top"/>
-          </w:tcPr>
-          <w:p>
-            <w:pPr>
-              <w:pStyle w:val="Normal"/>
-              <w:jc w:val="center"/>
-              <w:pBdr>
-                <w:bottom w:val="none" w:sz="0" w:space="0" w:color="000000"/>
-                <w:top w:val="none" w:sz="0" w:space="0" w:color="000000"/>
-                <w:left w:val="none" w:sz="0" w:space="0" w:color="000000"/>
-                <w:right w:val="none" w:sz="0" w:space="0" w:color="000000"/>
-              </w:pBdr>
-              <w:spacing w:after="100" w:before="100" w:line="240"/>
-              <w:ind w:left="100" w:right="100" w:firstLine="0" w:firstLineChars="0"/>
-              <w:rPr>
-                <w:rFonts w:ascii="Arial" w:hAnsi="Arial" w:eastAsia="Arial" w:cs="Arial"/>
-                <w:i w:val="false"/>
-                <w:b w:val="false"/>
-                <w:u w:val="none"/>
-                <w:strike w:val="false"/>
-                <w:sz w:val="22"/>
-                <w:szCs w:val="22"/>
-                <w:color w:val="000000"/>
-              </w:rPr>
-            </w:pPr>
-            <w:r>
-              <w:rPr>
-                <w:rFonts w:ascii="Arial" w:hAnsi="Arial" w:eastAsia="Arial" w:cs="Arial"/>
-                <w:i w:val="false"/>
-                <w:b w:val="false"/>
-                <w:u w:val="none"/>
-                <w:strike w:val="false"/>
-                <w:sz w:val="22"/>
-                <w:szCs w:val="22"/>
-                <w:color w:val="000000"/>
-              </w:rPr>
-              <w:t xml:space="preserve">3,780</w:t>
-            </w:r>
-          </w:p>
-        </w:tc>
-        <w:tc>
-          <w:tcPr>
-            <w:tcBorders>
-              <w:bottom w:val="none" w:sz="0" w:space="0" w:color="000000"/>
-              <w:top w:val="none" w:sz="0" w:space="0" w:color="000000"/>
-              <w:left w:val="none" w:sz="0" w:space="0" w:color="000000"/>
-              <w:right w:val="none" w:sz="0" w:space="0" w:color="000000"/>
-            </w:tcBorders>
-            <w:shd w:val="clear" w:color="auto" w:fill="FFFFFF"/>
-            <w:tcMar>
-              <w:top w:w="0" w:type="dxa"/>
-              <w:bottom w:w="0" w:type="dxa"/>
-              <w:left w:w="0" w:type="dxa"/>
-              <w:right w:w="0" w:type="dxa"/>
-            </w:tcMar>
-            <w:vAlign w:val="top"/>
-          </w:tcPr>
-          <w:p>
-            <w:pPr>
-              <w:pStyle w:val="Normal"/>
-              <w:jc w:val="center"/>
-              <w:pBdr>
-                <w:bottom w:val="none" w:sz="0" w:space="0" w:color="000000"/>
-                <w:top w:val="none" w:sz="0" w:space="0" w:color="000000"/>
-                <w:left w:val="none" w:sz="0" w:space="0" w:color="000000"/>
-                <w:right w:val="none" w:sz="0" w:space="0" w:color="000000"/>
-              </w:pBdr>
-              <w:spacing w:after="100" w:before="100" w:line="240"/>
-              <w:ind w:left="100" w:right="100" w:firstLine="0" w:firstLineChars="0"/>
-              <w:rPr>
-                <w:rFonts w:ascii="Arial" w:hAnsi="Arial" w:eastAsia="Arial" w:cs="Arial"/>
-                <w:i w:val="false"/>
-                <w:b w:val="false"/>
-                <w:u w:val="none"/>
-                <w:strike w:val="false"/>
-                <w:sz w:val="22"/>
-                <w:szCs w:val="22"/>
-                <w:color w:val="000000"/>
-              </w:rPr>
-            </w:pPr>
-            <w:r>
-              <w:rPr>
-                <w:rFonts w:ascii="Arial" w:hAnsi="Arial" w:eastAsia="Arial" w:cs="Arial"/>
-                <w:i w:val="false"/>
-                <w:b w:val="false"/>
-                <w:u w:val="none"/>
-                <w:strike w:val="false"/>
-                <w:sz w:val="22"/>
-                <w:szCs w:val="22"/>
-                <w:color w:val="000000"/>
-              </w:rPr>
-              <w:t xml:space="preserve">1,152</w:t>
-            </w:r>
-          </w:p>
-        </w:tc>
-        <w:tc>
-          <w:tcPr>
-            <w:tcBorders>
-              <w:bottom w:val="none" w:sz="0" w:space="0" w:color="000000"/>
-              <w:top w:val="none" w:sz="0" w:space="0" w:color="000000"/>
-              <w:left w:val="none" w:sz="0" w:space="0" w:color="000000"/>
-              <w:right w:val="none" w:sz="0" w:space="0" w:color="000000"/>
-            </w:tcBorders>
-            <w:shd w:val="clear" w:color="auto" w:fill="FFFFFF"/>
-            <w:tcMar>
-              <w:top w:w="0" w:type="dxa"/>
-              <w:bottom w:w="0" w:type="dxa"/>
-              <w:left w:w="0" w:type="dxa"/>
-              <w:right w:w="0" w:type="dxa"/>
-            </w:tcMar>
-            <w:vAlign w:val="top"/>
-          </w:tcPr>
-          <w:p>
-            <w:pPr>
-              <w:pStyle w:val="Normal"/>
-              <w:jc w:val="center"/>
-              <w:pBdr>
-                <w:bottom w:val="none" w:sz="0" w:space="0" w:color="000000"/>
-                <w:top w:val="none" w:sz="0" w:space="0" w:color="000000"/>
-                <w:left w:val="none" w:sz="0" w:space="0" w:color="000000"/>
-                <w:right w:val="none" w:sz="0" w:space="0" w:color="000000"/>
-              </w:pBdr>
-              <w:spacing w:after="100" w:before="100" w:line="240"/>
-              <w:ind w:left="100" w:right="100" w:firstLine="0" w:firstLineChars="0"/>
-              <w:rPr>
-                <w:rFonts w:ascii="Arial" w:hAnsi="Arial" w:eastAsia="Arial" w:cs="Arial"/>
-                <w:i w:val="false"/>
-                <w:b w:val="false"/>
-                <w:u w:val="none"/>
-                <w:strike w:val="false"/>
-                <w:sz w:val="22"/>
-                <w:szCs w:val="22"/>
-                <w:color w:val="000000"/>
-              </w:rPr>
-            </w:pPr>
-            <w:r>
-              <w:rPr>
-                <w:rFonts w:ascii="Arial" w:hAnsi="Arial" w:eastAsia="Arial" w:cs="Arial"/>
-                <w:i w:val="false"/>
-                <w:b w:val="false"/>
-                <w:u w:val="none"/>
-                <w:strike w:val="false"/>
-                <w:sz w:val="22"/>
-                <w:szCs w:val="22"/>
-                <w:color w:val="000000"/>
-              </w:rPr>
-              <w:t xml:space="preserve">2,628</w:t>
-            </w:r>
-          </w:p>
-        </w:tc>
-        <w:tc>
-          <w:tcPr>
-            <w:tcBorders>
-              <w:bottom w:val="none" w:sz="0" w:space="0" w:color="000000"/>
-              <w:top w:val="none" w:sz="0" w:space="0" w:color="000000"/>
-              <w:left w:val="none" w:sz="0" w:space="0" w:color="000000"/>
-              <w:right w:val="none" w:sz="0" w:space="0" w:color="000000"/>
-            </w:tcBorders>
-            <w:shd w:val="clear" w:color="auto" w:fill="FFFFFF"/>
-            <w:tcMar>
-              <w:top w:w="0" w:type="dxa"/>
-              <w:bottom w:w="0" w:type="dxa"/>
-              <w:left w:w="0" w:type="dxa"/>
-              <w:right w:w="0" w:type="dxa"/>
-            </w:tcMar>
-            <w:vAlign w:val="top"/>
-          </w:tcPr>
-          <w:p>
-            <w:pPr>
-              <w:pStyle w:val="Normal"/>
-              <w:jc w:val="center"/>
-              <w:pBdr>
-                <w:bottom w:val="none" w:sz="0" w:space="0" w:color="000000"/>
-                <w:top w:val="none" w:sz="0" w:space="0" w:color="000000"/>
-                <w:left w:val="none" w:sz="0" w:space="0" w:color="000000"/>
-                <w:right w:val="none" w:sz="0" w:space="0" w:color="000000"/>
-              </w:pBdr>
-              <w:spacing w:after="100" w:before="100" w:line="240"/>
-              <w:ind w:left="100" w:right="100" w:firstLine="0" w:firstLineChars="0"/>
-              <w:rPr>
-                <w:rFonts w:ascii="Arial" w:hAnsi="Arial" w:eastAsia="Arial" w:cs="Arial"/>
-                <w:i w:val="false"/>
-                <w:b w:val="false"/>
-                <w:u w:val="none"/>
-                <w:strike w:val="false"/>
-                <w:sz w:val="22"/>
-                <w:szCs w:val="22"/>
-                <w:color w:val="000000"/>
-              </w:rPr>
-            </w:pPr>
-            <w:r>
-              <w:rPr>
-                <w:rFonts w:ascii="Arial" w:hAnsi="Arial" w:eastAsia="Arial" w:cs="Arial"/>
-                <w:i w:val="false"/>
-                <w:b w:val="false"/>
-                <w:u w:val="none"/>
-                <w:strike w:val="false"/>
-                <w:sz w:val="22"/>
-                <w:szCs w:val="22"/>
-                <w:color w:val="000000"/>
-              </w:rPr>
-              <w:t xml:space="preserve"/>
-            </w:r>
-          </w:p>
-        </w:tc>
-      </w:tr>
-      <w:tr>
-        <w:trPr>
-          <w:trHeight w:val="574" w:hRule="auto"/>
-        </w:trPr>
-        <w:tc>
-          <w:tcPr>
-            <w:tcBorders>
-              <w:bottom w:val="none" w:sz="0" w:space="0" w:color="000000"/>
-              <w:top w:val="none" w:sz="0" w:space="0" w:color="000000"/>
-              <w:left w:val="none" w:sz="0" w:space="0" w:color="000000"/>
-              <w:right w:val="none" w:sz="0" w:space="0" w:color="000000"/>
-            </w:tcBorders>
-            <w:shd w:val="clear" w:color="auto" w:fill="FFFFFF"/>
-            <w:tcMar>
-              <w:top w:w="0" w:type="dxa"/>
-              <w:bottom w:w="0" w:type="dxa"/>
-              <w:left w:w="0" w:type="dxa"/>
-              <w:right w:w="0" w:type="dxa"/>
-            </w:tcMar>
-            <w:vAlign w:val="top"/>
+            <w:vAlign w:val="center"/>
           </w:tcPr>
           <w:p>
             <w:pPr>
@@ -1059,7 +413,7 @@
               <w:rPr>
                 <w:rFonts w:ascii="Arial" w:hAnsi="Arial" w:eastAsia="Arial" w:cs="Arial"/>
                 <w:i w:val="false"/>
-                <w:b w:val="true"/>
+                <w:b w:val="false"/>
                 <w:u w:val="none"/>
                 <w:strike w:val="false"/>
                 <w:sz w:val="22"/>
@@ -1071,14 +425,14 @@
               <w:rPr>
                 <w:rFonts w:ascii="Arial" w:hAnsi="Arial" w:eastAsia="Arial" w:cs="Arial"/>
                 <w:i w:val="false"/>
-                <w:b w:val="true"/>
-                <w:u w:val="none"/>
-                <w:strike w:val="false"/>
-                <w:sz w:val="22"/>
-                <w:szCs w:val="22"/>
-                <w:color w:val="000000"/>
-              </w:rPr>
-              <w:t xml:space="preserve">Sexe</w:t>
+                <w:b w:val="false"/>
+                <w:u w:val="none"/>
+                <w:strike w:val="false"/>
+                <w:sz w:val="22"/>
+                <w:szCs w:val="22"/>
+                <w:color w:val="000000"/>
+              </w:rPr>
+              <w:t xml:space="preserve">23.2 (19.3) | Med: 18 [8-36]</w:t>
             </w:r>
           </w:p>
         </w:tc>
@@ -1086,7 +440,7 @@
           <w:tcPr>
             <w:tcBorders>
               <w:bottom w:val="none" w:sz="0" w:space="0" w:color="000000"/>
-              <w:top w:val="none" w:sz="0" w:space="0" w:color="000000"/>
+              <w:top w:val="single" w:sz="12" w:space="0" w:color="666666"/>
               <w:left w:val="none" w:sz="0" w:space="0" w:color="000000"/>
               <w:right w:val="none" w:sz="0" w:space="0" w:color="000000"/>
             </w:tcBorders>
@@ -1097,12 +451,12 @@
               <w:left w:w="0" w:type="dxa"/>
               <w:right w:w="0" w:type="dxa"/>
             </w:tcMar>
-            <w:vAlign w:val="top"/>
+            <w:vAlign w:val="center"/>
           </w:tcPr>
           <w:p>
             <w:pPr>
               <w:pStyle w:val="Normal"/>
-              <w:jc w:val="center"/>
+              <w:jc w:val="left"/>
               <w:pBdr>
                 <w:bottom w:val="none" w:sz="0" w:space="0" w:color="000000"/>
                 <w:top w:val="none" w:sz="0" w:space="0" w:color="000000"/>
@@ -1133,7 +487,7 @@
                 <w:szCs w:val="22"/>
                 <w:color w:val="000000"/>
               </w:rPr>
-              <w:t xml:space="preserve"/>
+              <w:t xml:space="preserve">24.4 (19.1) | Med: 19 [9-38]</w:t>
             </w:r>
           </w:p>
         </w:tc>
@@ -1141,7 +495,7 @@
           <w:tcPr>
             <w:tcBorders>
               <w:bottom w:val="none" w:sz="0" w:space="0" w:color="000000"/>
-              <w:top w:val="none" w:sz="0" w:space="0" w:color="000000"/>
+              <w:top w:val="single" w:sz="12" w:space="0" w:color="666666"/>
               <w:left w:val="none" w:sz="0" w:space="0" w:color="000000"/>
               <w:right w:val="none" w:sz="0" w:space="0" w:color="000000"/>
             </w:tcBorders>
@@ -1152,12 +506,12 @@
               <w:left w:w="0" w:type="dxa"/>
               <w:right w:w="0" w:type="dxa"/>
             </w:tcMar>
-            <w:vAlign w:val="top"/>
+            <w:vAlign w:val="center"/>
           </w:tcPr>
           <w:p>
             <w:pPr>
               <w:pStyle w:val="Normal"/>
-              <w:jc w:val="center"/>
+              <w:jc w:val="left"/>
               <w:pBdr>
                 <w:bottom w:val="none" w:sz="0" w:space="0" w:color="000000"/>
                 <w:top w:val="none" w:sz="0" w:space="0" w:color="000000"/>
@@ -1188,7 +542,7 @@
                 <w:szCs w:val="22"/>
                 <w:color w:val="000000"/>
               </w:rPr>
-              <w:t xml:space="preserve"/>
+              <w:t xml:space="preserve">22.7 (19.4) | Med: 17 [8-35]</w:t>
             </w:r>
           </w:p>
         </w:tc>
@@ -1196,7 +550,7 @@
           <w:tcPr>
             <w:tcBorders>
               <w:bottom w:val="none" w:sz="0" w:space="0" w:color="000000"/>
-              <w:top w:val="none" w:sz="0" w:space="0" w:color="000000"/>
+              <w:top w:val="single" w:sz="12" w:space="0" w:color="666666"/>
               <w:left w:val="none" w:sz="0" w:space="0" w:color="000000"/>
               <w:right w:val="none" w:sz="0" w:space="0" w:color="000000"/>
             </w:tcBorders>
@@ -1207,12 +561,12 @@
               <w:left w:w="0" w:type="dxa"/>
               <w:right w:w="0" w:type="dxa"/>
             </w:tcMar>
-            <w:vAlign w:val="top"/>
+            <w:vAlign w:val="center"/>
           </w:tcPr>
           <w:p>
             <w:pPr>
               <w:pStyle w:val="Normal"/>
-              <w:jc w:val="center"/>
+              <w:jc w:val="left"/>
               <w:pBdr>
                 <w:bottom w:val="none" w:sz="0" w:space="0" w:color="000000"/>
                 <w:top w:val="none" w:sz="0" w:space="0" w:color="000000"/>
@@ -1243,62 +597,7 @@
                 <w:szCs w:val="22"/>
                 <w:color w:val="000000"/>
               </w:rPr>
-              <w:t xml:space="preserve"/>
-            </w:r>
-          </w:p>
-        </w:tc>
-        <w:tc>
-          <w:tcPr>
-            <w:tcBorders>
-              <w:bottom w:val="none" w:sz="0" w:space="0" w:color="000000"/>
-              <w:top w:val="none" w:sz="0" w:space="0" w:color="000000"/>
-              <w:left w:val="none" w:sz="0" w:space="0" w:color="000000"/>
-              <w:right w:val="none" w:sz="0" w:space="0" w:color="000000"/>
-            </w:tcBorders>
-            <w:shd w:val="clear" w:color="auto" w:fill="FFFFFF"/>
-            <w:tcMar>
-              <w:top w:w="0" w:type="dxa"/>
-              <w:bottom w:w="0" w:type="dxa"/>
-              <w:left w:w="0" w:type="dxa"/>
-              <w:right w:w="0" w:type="dxa"/>
-            </w:tcMar>
-            <w:vAlign w:val="top"/>
-          </w:tcPr>
-          <w:p>
-            <w:pPr>
-              <w:pStyle w:val="Normal"/>
-              <w:jc w:val="center"/>
-              <w:pBdr>
-                <w:bottom w:val="none" w:sz="0" w:space="0" w:color="000000"/>
-                <w:top w:val="none" w:sz="0" w:space="0" w:color="000000"/>
-                <w:left w:val="none" w:sz="0" w:space="0" w:color="000000"/>
-                <w:right w:val="none" w:sz="0" w:space="0" w:color="000000"/>
-              </w:pBdr>
-              <w:spacing w:after="100" w:before="100" w:line="240"/>
-              <w:ind w:left="100" w:right="100" w:firstLine="0" w:firstLineChars="0"/>
-              <w:rPr>
-                <w:rFonts w:ascii="Arial" w:hAnsi="Arial" w:eastAsia="Arial" w:cs="Arial"/>
-                <w:i w:val="false"/>
-                <w:b w:val="false"/>
-                <w:u w:val="none"/>
-                <w:strike w:val="false"/>
-                <w:sz w:val="22"/>
-                <w:szCs w:val="22"/>
-                <w:color w:val="000000"/>
-              </w:rPr>
-            </w:pPr>
-            <w:r>
-              <w:rPr>
-                <w:rFonts w:ascii="Arial" w:hAnsi="Arial" w:eastAsia="Arial" w:cs="Arial"/>
-                <w:i w:val="false"/>
-                <w:b w:val="false"/>
-                <w:u w:val="none"/>
-                <w:strike w:val="false"/>
-                <w:sz w:val="22"/>
-                <w:szCs w:val="22"/>
-                <w:color w:val="000000"/>
-              </w:rPr>
-              <w:t xml:space="preserve"/>
+              <w:t xml:space="preserve">0.000000000000581</w:t>
             </w:r>
           </w:p>
         </w:tc>
@@ -1322,847 +621,7 @@
               <w:left w:w="0" w:type="dxa"/>
               <w:right w:w="0" w:type="dxa"/>
             </w:tcMar>
-            <w:vAlign w:val="top"/>
-          </w:tcPr>
-          <w:p>
-            <w:pPr>
-              <w:pStyle w:val="Normal"/>
-              <w:jc w:val="left"/>
-              <w:pBdr>
-                <w:bottom w:val="none" w:sz="0" w:space="0" w:color="000000"/>
-                <w:top w:val="none" w:sz="0" w:space="0" w:color="000000"/>
-                <w:left w:val="none" w:sz="0" w:space="0" w:color="000000"/>
-                <w:right w:val="none" w:sz="0" w:space="0" w:color="000000"/>
-              </w:pBdr>
-              <w:spacing w:after="100" w:before="100" w:line="240"/>
-              <w:ind w:left="300" w:right="100" w:firstLine="0" w:firstLineChars="0"/>
-              <w:rPr>
-                <w:rFonts w:ascii="Arial" w:hAnsi="Arial" w:eastAsia="Arial" w:cs="Arial"/>
-                <w:i w:val="false"/>
-                <w:b w:val="false"/>
-                <w:u w:val="none"/>
-                <w:strike w:val="false"/>
-                <w:sz w:val="22"/>
-                <w:szCs w:val="22"/>
-                <w:color w:val="000000"/>
-              </w:rPr>
-            </w:pPr>
-            <w:r>
-              <w:rPr>
-                <w:rFonts w:ascii="Arial" w:hAnsi="Arial" w:eastAsia="Arial" w:cs="Arial"/>
-                <w:i w:val="false"/>
-                <w:b w:val="false"/>
-                <w:u w:val="none"/>
-                <w:strike w:val="false"/>
-                <w:sz w:val="22"/>
-                <w:szCs w:val="22"/>
-                <w:color w:val="000000"/>
-              </w:rPr>
-              <w:t xml:space="preserve">Homme</w:t>
-            </w:r>
-          </w:p>
-        </w:tc>
-        <w:tc>
-          <w:tcPr>
-            <w:tcBorders>
-              <w:bottom w:val="none" w:sz="0" w:space="0" w:color="000000"/>
-              <w:top w:val="none" w:sz="0" w:space="0" w:color="000000"/>
-              <w:left w:val="none" w:sz="0" w:space="0" w:color="000000"/>
-              <w:right w:val="none" w:sz="0" w:space="0" w:color="000000"/>
-            </w:tcBorders>
-            <w:shd w:val="clear" w:color="auto" w:fill="FFFFFF"/>
-            <w:tcMar>
-              <w:top w:w="0" w:type="dxa"/>
-              <w:bottom w:w="0" w:type="dxa"/>
-              <w:left w:w="0" w:type="dxa"/>
-              <w:right w:w="0" w:type="dxa"/>
-            </w:tcMar>
-            <w:vAlign w:val="top"/>
-          </w:tcPr>
-          <w:p>
-            <w:pPr>
-              <w:pStyle w:val="Normal"/>
-              <w:jc w:val="center"/>
-              <w:pBdr>
-                <w:bottom w:val="none" w:sz="0" w:space="0" w:color="000000"/>
-                <w:top w:val="none" w:sz="0" w:space="0" w:color="000000"/>
-                <w:left w:val="none" w:sz="0" w:space="0" w:color="000000"/>
-                <w:right w:val="none" w:sz="0" w:space="0" w:color="000000"/>
-              </w:pBdr>
-              <w:spacing w:after="100" w:before="100" w:line="240"/>
-              <w:ind w:left="100" w:right="100" w:firstLine="0" w:firstLineChars="0"/>
-              <w:rPr>
-                <w:rFonts w:ascii="Arial" w:hAnsi="Arial" w:eastAsia="Arial" w:cs="Arial"/>
-                <w:i w:val="false"/>
-                <w:b w:val="false"/>
-                <w:u w:val="none"/>
-                <w:strike w:val="false"/>
-                <w:sz w:val="22"/>
-                <w:szCs w:val="22"/>
-                <w:color w:val="000000"/>
-              </w:rPr>
-            </w:pPr>
-            <w:r>
-              <w:rPr>
-                <w:rFonts w:ascii="Arial" w:hAnsi="Arial" w:eastAsia="Arial" w:cs="Arial"/>
-                <w:i w:val="false"/>
-                <w:b w:val="false"/>
-                <w:u w:val="none"/>
-                <w:strike w:val="false"/>
-                <w:sz w:val="22"/>
-                <w:szCs w:val="22"/>
-                <w:color w:val="000000"/>
-              </w:rPr>
-              <w:t xml:space="preserve">13,189 (50%)</w:t>
-            </w:r>
-          </w:p>
-        </w:tc>
-        <w:tc>
-          <w:tcPr>
-            <w:tcBorders>
-              <w:bottom w:val="none" w:sz="0" w:space="0" w:color="000000"/>
-              <w:top w:val="none" w:sz="0" w:space="0" w:color="000000"/>
-              <w:left w:val="none" w:sz="0" w:space="0" w:color="000000"/>
-              <w:right w:val="none" w:sz="0" w:space="0" w:color="000000"/>
-            </w:tcBorders>
-            <w:shd w:val="clear" w:color="auto" w:fill="FFFFFF"/>
-            <w:tcMar>
-              <w:top w:w="0" w:type="dxa"/>
-              <w:bottom w:w="0" w:type="dxa"/>
-              <w:left w:w="0" w:type="dxa"/>
-              <w:right w:w="0" w:type="dxa"/>
-            </w:tcMar>
-            <w:vAlign w:val="top"/>
-          </w:tcPr>
-          <w:p>
-            <w:pPr>
-              <w:pStyle w:val="Normal"/>
-              <w:jc w:val="center"/>
-              <w:pBdr>
-                <w:bottom w:val="none" w:sz="0" w:space="0" w:color="000000"/>
-                <w:top w:val="none" w:sz="0" w:space="0" w:color="000000"/>
-                <w:left w:val="none" w:sz="0" w:space="0" w:color="000000"/>
-                <w:right w:val="none" w:sz="0" w:space="0" w:color="000000"/>
-              </w:pBdr>
-              <w:spacing w:after="100" w:before="100" w:line="240"/>
-              <w:ind w:left="100" w:right="100" w:firstLine="0" w:firstLineChars="0"/>
-              <w:rPr>
-                <w:rFonts w:ascii="Arial" w:hAnsi="Arial" w:eastAsia="Arial" w:cs="Arial"/>
-                <w:i w:val="false"/>
-                <w:b w:val="false"/>
-                <w:u w:val="none"/>
-                <w:strike w:val="false"/>
-                <w:sz w:val="22"/>
-                <w:szCs w:val="22"/>
-                <w:color w:val="000000"/>
-              </w:rPr>
-            </w:pPr>
-            <w:r>
-              <w:rPr>
-                <w:rFonts w:ascii="Arial" w:hAnsi="Arial" w:eastAsia="Arial" w:cs="Arial"/>
-                <w:i w:val="false"/>
-                <w:b w:val="false"/>
-                <w:u w:val="none"/>
-                <w:strike w:val="false"/>
-                <w:sz w:val="22"/>
-                <w:szCs w:val="22"/>
-                <w:color w:val="000000"/>
-              </w:rPr>
-              <w:t xml:space="preserve">3,730 (49%)</w:t>
-            </w:r>
-          </w:p>
-        </w:tc>
-        <w:tc>
-          <w:tcPr>
-            <w:tcBorders>
-              <w:bottom w:val="none" w:sz="0" w:space="0" w:color="000000"/>
-              <w:top w:val="none" w:sz="0" w:space="0" w:color="000000"/>
-              <w:left w:val="none" w:sz="0" w:space="0" w:color="000000"/>
-              <w:right w:val="none" w:sz="0" w:space="0" w:color="000000"/>
-            </w:tcBorders>
-            <w:shd w:val="clear" w:color="auto" w:fill="FFFFFF"/>
-            <w:tcMar>
-              <w:top w:w="0" w:type="dxa"/>
-              <w:bottom w:w="0" w:type="dxa"/>
-              <w:left w:w="0" w:type="dxa"/>
-              <w:right w:w="0" w:type="dxa"/>
-            </w:tcMar>
-            <w:vAlign w:val="top"/>
-          </w:tcPr>
-          <w:p>
-            <w:pPr>
-              <w:pStyle w:val="Normal"/>
-              <w:jc w:val="center"/>
-              <w:pBdr>
-                <w:bottom w:val="none" w:sz="0" w:space="0" w:color="000000"/>
-                <w:top w:val="none" w:sz="0" w:space="0" w:color="000000"/>
-                <w:left w:val="none" w:sz="0" w:space="0" w:color="000000"/>
-                <w:right w:val="none" w:sz="0" w:space="0" w:color="000000"/>
-              </w:pBdr>
-              <w:spacing w:after="100" w:before="100" w:line="240"/>
-              <w:ind w:left="100" w:right="100" w:firstLine="0" w:firstLineChars="0"/>
-              <w:rPr>
-                <w:rFonts w:ascii="Arial" w:hAnsi="Arial" w:eastAsia="Arial" w:cs="Arial"/>
-                <w:i w:val="false"/>
-                <w:b w:val="false"/>
-                <w:u w:val="none"/>
-                <w:strike w:val="false"/>
-                <w:sz w:val="22"/>
-                <w:szCs w:val="22"/>
-                <w:color w:val="000000"/>
-              </w:rPr>
-            </w:pPr>
-            <w:r>
-              <w:rPr>
-                <w:rFonts w:ascii="Arial" w:hAnsi="Arial" w:eastAsia="Arial" w:cs="Arial"/>
-                <w:i w:val="false"/>
-                <w:b w:val="false"/>
-                <w:u w:val="none"/>
-                <w:strike w:val="false"/>
-                <w:sz w:val="22"/>
-                <w:szCs w:val="22"/>
-                <w:color w:val="000000"/>
-              </w:rPr>
-              <w:t xml:space="preserve">9,459 (50%)</w:t>
-            </w:r>
-          </w:p>
-        </w:tc>
-        <w:tc>
-          <w:tcPr>
-            <w:tcBorders>
-              <w:bottom w:val="none" w:sz="0" w:space="0" w:color="000000"/>
-              <w:top w:val="none" w:sz="0" w:space="0" w:color="000000"/>
-              <w:left w:val="none" w:sz="0" w:space="0" w:color="000000"/>
-              <w:right w:val="none" w:sz="0" w:space="0" w:color="000000"/>
-            </w:tcBorders>
-            <w:shd w:val="clear" w:color="auto" w:fill="FFFFFF"/>
-            <w:tcMar>
-              <w:top w:w="0" w:type="dxa"/>
-              <w:bottom w:w="0" w:type="dxa"/>
-              <w:left w:w="0" w:type="dxa"/>
-              <w:right w:w="0" w:type="dxa"/>
-            </w:tcMar>
-            <w:vAlign w:val="top"/>
-          </w:tcPr>
-          <w:p>
-            <w:pPr>
-              <w:pStyle w:val="Normal"/>
-              <w:jc w:val="center"/>
-              <w:pBdr>
-                <w:bottom w:val="none" w:sz="0" w:space="0" w:color="000000"/>
-                <w:top w:val="none" w:sz="0" w:space="0" w:color="000000"/>
-                <w:left w:val="none" w:sz="0" w:space="0" w:color="000000"/>
-                <w:right w:val="none" w:sz="0" w:space="0" w:color="000000"/>
-              </w:pBdr>
-              <w:spacing w:after="100" w:before="100" w:line="240"/>
-              <w:ind w:left="100" w:right="100" w:firstLine="0" w:firstLineChars="0"/>
-              <w:rPr>
-                <w:rFonts w:ascii="Arial" w:hAnsi="Arial" w:eastAsia="Arial" w:cs="Arial"/>
-                <w:i w:val="false"/>
-                <w:b w:val="false"/>
-                <w:u w:val="none"/>
-                <w:strike w:val="false"/>
-                <w:sz w:val="22"/>
-                <w:szCs w:val="22"/>
-                <w:color w:val="000000"/>
-              </w:rPr>
-            </w:pPr>
-            <w:r>
-              <w:rPr>
-                <w:rFonts w:ascii="Arial" w:hAnsi="Arial" w:eastAsia="Arial" w:cs="Arial"/>
-                <w:i w:val="false"/>
-                <w:b w:val="false"/>
-                <w:u w:val="none"/>
-                <w:strike w:val="false"/>
-                <w:sz w:val="22"/>
-                <w:szCs w:val="22"/>
-                <w:color w:val="000000"/>
-              </w:rPr>
-              <w:t xml:space="preserve"/>
-            </w:r>
-          </w:p>
-        </w:tc>
-      </w:tr>
-      <w:tr>
-        <w:trPr>
-          <w:trHeight w:val="617" w:hRule="auto"/>
-        </w:trPr>
-        <w:tc>
-          <w:tcPr>
-            <w:tcBorders>
-              <w:bottom w:val="none" w:sz="0" w:space="0" w:color="000000"/>
-              <w:top w:val="none" w:sz="0" w:space="0" w:color="000000"/>
-              <w:left w:val="none" w:sz="0" w:space="0" w:color="000000"/>
-              <w:right w:val="none" w:sz="0" w:space="0" w:color="000000"/>
-            </w:tcBorders>
-            <w:shd w:val="clear" w:color="auto" w:fill="FFFFFF"/>
-            <w:tcMar>
-              <w:top w:w="0" w:type="dxa"/>
-              <w:bottom w:w="0" w:type="dxa"/>
-              <w:left w:w="0" w:type="dxa"/>
-              <w:right w:w="0" w:type="dxa"/>
-            </w:tcMar>
-            <w:vAlign w:val="top"/>
-          </w:tcPr>
-          <w:p>
-            <w:pPr>
-              <w:pStyle w:val="Normal"/>
-              <w:jc w:val="left"/>
-              <w:pBdr>
-                <w:bottom w:val="none" w:sz="0" w:space="0" w:color="000000"/>
-                <w:top w:val="none" w:sz="0" w:space="0" w:color="000000"/>
-                <w:left w:val="none" w:sz="0" w:space="0" w:color="000000"/>
-                <w:right w:val="none" w:sz="0" w:space="0" w:color="000000"/>
-              </w:pBdr>
-              <w:spacing w:after="100" w:before="100" w:line="240"/>
-              <w:ind w:left="300" w:right="100" w:firstLine="0" w:firstLineChars="0"/>
-              <w:rPr>
-                <w:rFonts w:ascii="Arial" w:hAnsi="Arial" w:eastAsia="Arial" w:cs="Arial"/>
-                <w:i w:val="false"/>
-                <w:b w:val="false"/>
-                <w:u w:val="none"/>
-                <w:strike w:val="false"/>
-                <w:sz w:val="22"/>
-                <w:szCs w:val="22"/>
-                <w:color w:val="000000"/>
-              </w:rPr>
-            </w:pPr>
-            <w:r>
-              <w:rPr>
-                <w:rFonts w:ascii="Arial" w:hAnsi="Arial" w:eastAsia="Arial" w:cs="Arial"/>
-                <w:i w:val="false"/>
-                <w:b w:val="false"/>
-                <w:u w:val="none"/>
-                <w:strike w:val="false"/>
-                <w:sz w:val="22"/>
-                <w:szCs w:val="22"/>
-                <w:color w:val="000000"/>
-              </w:rPr>
-              <w:t xml:space="preserve">Femme</w:t>
-            </w:r>
-          </w:p>
-        </w:tc>
-        <w:tc>
-          <w:tcPr>
-            <w:tcBorders>
-              <w:bottom w:val="none" w:sz="0" w:space="0" w:color="000000"/>
-              <w:top w:val="none" w:sz="0" w:space="0" w:color="000000"/>
-              <w:left w:val="none" w:sz="0" w:space="0" w:color="000000"/>
-              <w:right w:val="none" w:sz="0" w:space="0" w:color="000000"/>
-            </w:tcBorders>
-            <w:shd w:val="clear" w:color="auto" w:fill="FFFFFF"/>
-            <w:tcMar>
-              <w:top w:w="0" w:type="dxa"/>
-              <w:bottom w:w="0" w:type="dxa"/>
-              <w:left w:w="0" w:type="dxa"/>
-              <w:right w:w="0" w:type="dxa"/>
-            </w:tcMar>
-            <w:vAlign w:val="top"/>
-          </w:tcPr>
-          <w:p>
-            <w:pPr>
-              <w:pStyle w:val="Normal"/>
-              <w:jc w:val="center"/>
-              <w:pBdr>
-                <w:bottom w:val="none" w:sz="0" w:space="0" w:color="000000"/>
-                <w:top w:val="none" w:sz="0" w:space="0" w:color="000000"/>
-                <w:left w:val="none" w:sz="0" w:space="0" w:color="000000"/>
-                <w:right w:val="none" w:sz="0" w:space="0" w:color="000000"/>
-              </w:pBdr>
-              <w:spacing w:after="100" w:before="100" w:line="240"/>
-              <w:ind w:left="100" w:right="100" w:firstLine="0" w:firstLineChars="0"/>
-              <w:rPr>
-                <w:rFonts w:ascii="Arial" w:hAnsi="Arial" w:eastAsia="Arial" w:cs="Arial"/>
-                <w:i w:val="false"/>
-                <w:b w:val="false"/>
-                <w:u w:val="none"/>
-                <w:strike w:val="false"/>
-                <w:sz w:val="22"/>
-                <w:szCs w:val="22"/>
-                <w:color w:val="000000"/>
-              </w:rPr>
-            </w:pPr>
-            <w:r>
-              <w:rPr>
-                <w:rFonts w:ascii="Arial" w:hAnsi="Arial" w:eastAsia="Arial" w:cs="Arial"/>
-                <w:i w:val="false"/>
-                <w:b w:val="false"/>
-                <w:u w:val="none"/>
-                <w:strike w:val="false"/>
-                <w:sz w:val="22"/>
-                <w:szCs w:val="22"/>
-                <w:color w:val="000000"/>
-              </w:rPr>
-              <w:t xml:space="preserve">13,368 (50%)</w:t>
-            </w:r>
-          </w:p>
-        </w:tc>
-        <w:tc>
-          <w:tcPr>
-            <w:tcBorders>
-              <w:bottom w:val="none" w:sz="0" w:space="0" w:color="000000"/>
-              <w:top w:val="none" w:sz="0" w:space="0" w:color="000000"/>
-              <w:left w:val="none" w:sz="0" w:space="0" w:color="000000"/>
-              <w:right w:val="none" w:sz="0" w:space="0" w:color="000000"/>
-            </w:tcBorders>
-            <w:shd w:val="clear" w:color="auto" w:fill="FFFFFF"/>
-            <w:tcMar>
-              <w:top w:w="0" w:type="dxa"/>
-              <w:bottom w:w="0" w:type="dxa"/>
-              <w:left w:w="0" w:type="dxa"/>
-              <w:right w:w="0" w:type="dxa"/>
-            </w:tcMar>
-            <w:vAlign w:val="top"/>
-          </w:tcPr>
-          <w:p>
-            <w:pPr>
-              <w:pStyle w:val="Normal"/>
-              <w:jc w:val="center"/>
-              <w:pBdr>
-                <w:bottom w:val="none" w:sz="0" w:space="0" w:color="000000"/>
-                <w:top w:val="none" w:sz="0" w:space="0" w:color="000000"/>
-                <w:left w:val="none" w:sz="0" w:space="0" w:color="000000"/>
-                <w:right w:val="none" w:sz="0" w:space="0" w:color="000000"/>
-              </w:pBdr>
-              <w:spacing w:after="100" w:before="100" w:line="240"/>
-              <w:ind w:left="100" w:right="100" w:firstLine="0" w:firstLineChars="0"/>
-              <w:rPr>
-                <w:rFonts w:ascii="Arial" w:hAnsi="Arial" w:eastAsia="Arial" w:cs="Arial"/>
-                <w:i w:val="false"/>
-                <w:b w:val="false"/>
-                <w:u w:val="none"/>
-                <w:strike w:val="false"/>
-                <w:sz w:val="22"/>
-                <w:szCs w:val="22"/>
-                <w:color w:val="000000"/>
-              </w:rPr>
-            </w:pPr>
-            <w:r>
-              <w:rPr>
-                <w:rFonts w:ascii="Arial" w:hAnsi="Arial" w:eastAsia="Arial" w:cs="Arial"/>
-                <w:i w:val="false"/>
-                <w:b w:val="false"/>
-                <w:u w:val="none"/>
-                <w:strike w:val="false"/>
-                <w:sz w:val="22"/>
-                <w:szCs w:val="22"/>
-                <w:color w:val="000000"/>
-              </w:rPr>
-              <w:t xml:space="preserve">3,837 (51%)</w:t>
-            </w:r>
-          </w:p>
-        </w:tc>
-        <w:tc>
-          <w:tcPr>
-            <w:tcBorders>
-              <w:bottom w:val="none" w:sz="0" w:space="0" w:color="000000"/>
-              <w:top w:val="none" w:sz="0" w:space="0" w:color="000000"/>
-              <w:left w:val="none" w:sz="0" w:space="0" w:color="000000"/>
-              <w:right w:val="none" w:sz="0" w:space="0" w:color="000000"/>
-            </w:tcBorders>
-            <w:shd w:val="clear" w:color="auto" w:fill="FFFFFF"/>
-            <w:tcMar>
-              <w:top w:w="0" w:type="dxa"/>
-              <w:bottom w:w="0" w:type="dxa"/>
-              <w:left w:w="0" w:type="dxa"/>
-              <w:right w:w="0" w:type="dxa"/>
-            </w:tcMar>
-            <w:vAlign w:val="top"/>
-          </w:tcPr>
-          <w:p>
-            <w:pPr>
-              <w:pStyle w:val="Normal"/>
-              <w:jc w:val="center"/>
-              <w:pBdr>
-                <w:bottom w:val="none" w:sz="0" w:space="0" w:color="000000"/>
-                <w:top w:val="none" w:sz="0" w:space="0" w:color="000000"/>
-                <w:left w:val="none" w:sz="0" w:space="0" w:color="000000"/>
-                <w:right w:val="none" w:sz="0" w:space="0" w:color="000000"/>
-              </w:pBdr>
-              <w:spacing w:after="100" w:before="100" w:line="240"/>
-              <w:ind w:left="100" w:right="100" w:firstLine="0" w:firstLineChars="0"/>
-              <w:rPr>
-                <w:rFonts w:ascii="Arial" w:hAnsi="Arial" w:eastAsia="Arial" w:cs="Arial"/>
-                <w:i w:val="false"/>
-                <w:b w:val="false"/>
-                <w:u w:val="none"/>
-                <w:strike w:val="false"/>
-                <w:sz w:val="22"/>
-                <w:szCs w:val="22"/>
-                <w:color w:val="000000"/>
-              </w:rPr>
-            </w:pPr>
-            <w:r>
-              <w:rPr>
-                <w:rFonts w:ascii="Arial" w:hAnsi="Arial" w:eastAsia="Arial" w:cs="Arial"/>
-                <w:i w:val="false"/>
-                <w:b w:val="false"/>
-                <w:u w:val="none"/>
-                <w:strike w:val="false"/>
-                <w:sz w:val="22"/>
-                <w:szCs w:val="22"/>
-                <w:color w:val="000000"/>
-              </w:rPr>
-              <w:t xml:space="preserve">9,531 (50%)</w:t>
-            </w:r>
-          </w:p>
-        </w:tc>
-        <w:tc>
-          <w:tcPr>
-            <w:tcBorders>
-              <w:bottom w:val="none" w:sz="0" w:space="0" w:color="000000"/>
-              <w:top w:val="none" w:sz="0" w:space="0" w:color="000000"/>
-              <w:left w:val="none" w:sz="0" w:space="0" w:color="000000"/>
-              <w:right w:val="none" w:sz="0" w:space="0" w:color="000000"/>
-            </w:tcBorders>
-            <w:shd w:val="clear" w:color="auto" w:fill="FFFFFF"/>
-            <w:tcMar>
-              <w:top w:w="0" w:type="dxa"/>
-              <w:bottom w:w="0" w:type="dxa"/>
-              <w:left w:w="0" w:type="dxa"/>
-              <w:right w:w="0" w:type="dxa"/>
-            </w:tcMar>
-            <w:vAlign w:val="top"/>
-          </w:tcPr>
-          <w:p>
-            <w:pPr>
-              <w:pStyle w:val="Normal"/>
-              <w:jc w:val="center"/>
-              <w:pBdr>
-                <w:bottom w:val="none" w:sz="0" w:space="0" w:color="000000"/>
-                <w:top w:val="none" w:sz="0" w:space="0" w:color="000000"/>
-                <w:left w:val="none" w:sz="0" w:space="0" w:color="000000"/>
-                <w:right w:val="none" w:sz="0" w:space="0" w:color="000000"/>
-              </w:pBdr>
-              <w:spacing w:after="100" w:before="100" w:line="240"/>
-              <w:ind w:left="100" w:right="100" w:firstLine="0" w:firstLineChars="0"/>
-              <w:rPr>
-                <w:rFonts w:ascii="Arial" w:hAnsi="Arial" w:eastAsia="Arial" w:cs="Arial"/>
-                <w:i w:val="false"/>
-                <w:b w:val="false"/>
-                <w:u w:val="none"/>
-                <w:strike w:val="false"/>
-                <w:sz w:val="22"/>
-                <w:szCs w:val="22"/>
-                <w:color w:val="000000"/>
-              </w:rPr>
-            </w:pPr>
-            <w:r>
-              <w:rPr>
-                <w:rFonts w:ascii="Arial" w:hAnsi="Arial" w:eastAsia="Arial" w:cs="Arial"/>
-                <w:i w:val="false"/>
-                <w:b w:val="false"/>
-                <w:u w:val="none"/>
-                <w:strike w:val="false"/>
-                <w:sz w:val="22"/>
-                <w:szCs w:val="22"/>
-                <w:color w:val="000000"/>
-              </w:rPr>
-              <w:t xml:space="preserve"/>
-            </w:r>
-          </w:p>
-        </w:tc>
-      </w:tr>
-      <w:tr>
-        <w:trPr>
-          <w:trHeight w:val="612" w:hRule="auto"/>
-        </w:trPr>
-        <w:tc>
-          <w:tcPr>
-            <w:tcBorders>
-              <w:bottom w:val="none" w:sz="0" w:space="0" w:color="000000"/>
-              <w:top w:val="none" w:sz="0" w:space="0" w:color="000000"/>
-              <w:left w:val="none" w:sz="0" w:space="0" w:color="000000"/>
-              <w:right w:val="none" w:sz="0" w:space="0" w:color="000000"/>
-            </w:tcBorders>
-            <w:shd w:val="clear" w:color="auto" w:fill="FFFFFF"/>
-            <w:tcMar>
-              <w:top w:w="0" w:type="dxa"/>
-              <w:bottom w:w="0" w:type="dxa"/>
-              <w:left w:w="0" w:type="dxa"/>
-              <w:right w:w="0" w:type="dxa"/>
-            </w:tcMar>
-            <w:vAlign w:val="top"/>
-          </w:tcPr>
-          <w:p>
-            <w:pPr>
-              <w:pStyle w:val="Normal"/>
-              <w:jc w:val="left"/>
-              <w:pBdr>
-                <w:bottom w:val="none" w:sz="0" w:space="0" w:color="000000"/>
-                <w:top w:val="none" w:sz="0" w:space="0" w:color="000000"/>
-                <w:left w:val="none" w:sz="0" w:space="0" w:color="000000"/>
-                <w:right w:val="none" w:sz="0" w:space="0" w:color="000000"/>
-              </w:pBdr>
-              <w:spacing w:after="100" w:before="100" w:line="240"/>
-              <w:ind w:left="300" w:right="100" w:firstLine="0" w:firstLineChars="0"/>
-              <w:rPr>
-                <w:rFonts w:ascii="Arial" w:hAnsi="Arial" w:eastAsia="Arial" w:cs="Arial"/>
-                <w:i w:val="false"/>
-                <w:b w:val="false"/>
-                <w:u w:val="none"/>
-                <w:strike w:val="false"/>
-                <w:sz w:val="22"/>
-                <w:szCs w:val="22"/>
-                <w:color w:val="000000"/>
-              </w:rPr>
-            </w:pPr>
-            <w:r>
-              <w:rPr>
-                <w:rFonts w:ascii="Arial" w:hAnsi="Arial" w:eastAsia="Arial" w:cs="Arial"/>
-                <w:i w:val="false"/>
-                <w:b w:val="false"/>
-                <w:u w:val="none"/>
-                <w:strike w:val="false"/>
-                <w:sz w:val="22"/>
-                <w:szCs w:val="22"/>
-                <w:color w:val="000000"/>
-              </w:rPr>
-              <w:t xml:space="preserve">Manquantes</w:t>
-            </w:r>
-          </w:p>
-        </w:tc>
-        <w:tc>
-          <w:tcPr>
-            <w:tcBorders>
-              <w:bottom w:val="none" w:sz="0" w:space="0" w:color="000000"/>
-              <w:top w:val="none" w:sz="0" w:space="0" w:color="000000"/>
-              <w:left w:val="none" w:sz="0" w:space="0" w:color="000000"/>
-              <w:right w:val="none" w:sz="0" w:space="0" w:color="000000"/>
-            </w:tcBorders>
-            <w:shd w:val="clear" w:color="auto" w:fill="FFFFFF"/>
-            <w:tcMar>
-              <w:top w:w="0" w:type="dxa"/>
-              <w:bottom w:w="0" w:type="dxa"/>
-              <w:left w:w="0" w:type="dxa"/>
-              <w:right w:w="0" w:type="dxa"/>
-            </w:tcMar>
-            <w:vAlign w:val="top"/>
-          </w:tcPr>
-          <w:p>
-            <w:pPr>
-              <w:pStyle w:val="Normal"/>
-              <w:jc w:val="center"/>
-              <w:pBdr>
-                <w:bottom w:val="none" w:sz="0" w:space="0" w:color="000000"/>
-                <w:top w:val="none" w:sz="0" w:space="0" w:color="000000"/>
-                <w:left w:val="none" w:sz="0" w:space="0" w:color="000000"/>
-                <w:right w:val="none" w:sz="0" w:space="0" w:color="000000"/>
-              </w:pBdr>
-              <w:spacing w:after="100" w:before="100" w:line="240"/>
-              <w:ind w:left="100" w:right="100" w:firstLine="0" w:firstLineChars="0"/>
-              <w:rPr>
-                <w:rFonts w:ascii="Arial" w:hAnsi="Arial" w:eastAsia="Arial" w:cs="Arial"/>
-                <w:i w:val="false"/>
-                <w:b w:val="false"/>
-                <w:u w:val="none"/>
-                <w:strike w:val="false"/>
-                <w:sz w:val="22"/>
-                <w:szCs w:val="22"/>
-                <w:color w:val="000000"/>
-              </w:rPr>
-            </w:pPr>
-            <w:r>
-              <w:rPr>
-                <w:rFonts w:ascii="Arial" w:hAnsi="Arial" w:eastAsia="Arial" w:cs="Arial"/>
-                <w:i w:val="false"/>
-                <w:b w:val="false"/>
-                <w:u w:val="none"/>
-                <w:strike w:val="false"/>
-                <w:sz w:val="22"/>
-                <w:szCs w:val="22"/>
-                <w:color w:val="000000"/>
-              </w:rPr>
-              <w:t xml:space="preserve">3,780</w:t>
-            </w:r>
-          </w:p>
-        </w:tc>
-        <w:tc>
-          <w:tcPr>
-            <w:tcBorders>
-              <w:bottom w:val="none" w:sz="0" w:space="0" w:color="000000"/>
-              <w:top w:val="none" w:sz="0" w:space="0" w:color="000000"/>
-              <w:left w:val="none" w:sz="0" w:space="0" w:color="000000"/>
-              <w:right w:val="none" w:sz="0" w:space="0" w:color="000000"/>
-            </w:tcBorders>
-            <w:shd w:val="clear" w:color="auto" w:fill="FFFFFF"/>
-            <w:tcMar>
-              <w:top w:w="0" w:type="dxa"/>
-              <w:bottom w:w="0" w:type="dxa"/>
-              <w:left w:w="0" w:type="dxa"/>
-              <w:right w:w="0" w:type="dxa"/>
-            </w:tcMar>
-            <w:vAlign w:val="top"/>
-          </w:tcPr>
-          <w:p>
-            <w:pPr>
-              <w:pStyle w:val="Normal"/>
-              <w:jc w:val="center"/>
-              <w:pBdr>
-                <w:bottom w:val="none" w:sz="0" w:space="0" w:color="000000"/>
-                <w:top w:val="none" w:sz="0" w:space="0" w:color="000000"/>
-                <w:left w:val="none" w:sz="0" w:space="0" w:color="000000"/>
-                <w:right w:val="none" w:sz="0" w:space="0" w:color="000000"/>
-              </w:pBdr>
-              <w:spacing w:after="100" w:before="100" w:line="240"/>
-              <w:ind w:left="100" w:right="100" w:firstLine="0" w:firstLineChars="0"/>
-              <w:rPr>
-                <w:rFonts w:ascii="Arial" w:hAnsi="Arial" w:eastAsia="Arial" w:cs="Arial"/>
-                <w:i w:val="false"/>
-                <w:b w:val="false"/>
-                <w:u w:val="none"/>
-                <w:strike w:val="false"/>
-                <w:sz w:val="22"/>
-                <w:szCs w:val="22"/>
-                <w:color w:val="000000"/>
-              </w:rPr>
-            </w:pPr>
-            <w:r>
-              <w:rPr>
-                <w:rFonts w:ascii="Arial" w:hAnsi="Arial" w:eastAsia="Arial" w:cs="Arial"/>
-                <w:i w:val="false"/>
-                <w:b w:val="false"/>
-                <w:u w:val="none"/>
-                <w:strike w:val="false"/>
-                <w:sz w:val="22"/>
-                <w:szCs w:val="22"/>
-                <w:color w:val="000000"/>
-              </w:rPr>
-              <w:t xml:space="preserve">1,152</w:t>
-            </w:r>
-          </w:p>
-        </w:tc>
-        <w:tc>
-          <w:tcPr>
-            <w:tcBorders>
-              <w:bottom w:val="none" w:sz="0" w:space="0" w:color="000000"/>
-              <w:top w:val="none" w:sz="0" w:space="0" w:color="000000"/>
-              <w:left w:val="none" w:sz="0" w:space="0" w:color="000000"/>
-              <w:right w:val="none" w:sz="0" w:space="0" w:color="000000"/>
-            </w:tcBorders>
-            <w:shd w:val="clear" w:color="auto" w:fill="FFFFFF"/>
-            <w:tcMar>
-              <w:top w:w="0" w:type="dxa"/>
-              <w:bottom w:w="0" w:type="dxa"/>
-              <w:left w:w="0" w:type="dxa"/>
-              <w:right w:w="0" w:type="dxa"/>
-            </w:tcMar>
-            <w:vAlign w:val="top"/>
-          </w:tcPr>
-          <w:p>
-            <w:pPr>
-              <w:pStyle w:val="Normal"/>
-              <w:jc w:val="center"/>
-              <w:pBdr>
-                <w:bottom w:val="none" w:sz="0" w:space="0" w:color="000000"/>
-                <w:top w:val="none" w:sz="0" w:space="0" w:color="000000"/>
-                <w:left w:val="none" w:sz="0" w:space="0" w:color="000000"/>
-                <w:right w:val="none" w:sz="0" w:space="0" w:color="000000"/>
-              </w:pBdr>
-              <w:spacing w:after="100" w:before="100" w:line="240"/>
-              <w:ind w:left="100" w:right="100" w:firstLine="0" w:firstLineChars="0"/>
-              <w:rPr>
-                <w:rFonts w:ascii="Arial" w:hAnsi="Arial" w:eastAsia="Arial" w:cs="Arial"/>
-                <w:i w:val="false"/>
-                <w:b w:val="false"/>
-                <w:u w:val="none"/>
-                <w:strike w:val="false"/>
-                <w:sz w:val="22"/>
-                <w:szCs w:val="22"/>
-                <w:color w:val="000000"/>
-              </w:rPr>
-            </w:pPr>
-            <w:r>
-              <w:rPr>
-                <w:rFonts w:ascii="Arial" w:hAnsi="Arial" w:eastAsia="Arial" w:cs="Arial"/>
-                <w:i w:val="false"/>
-                <w:b w:val="false"/>
-                <w:u w:val="none"/>
-                <w:strike w:val="false"/>
-                <w:sz w:val="22"/>
-                <w:szCs w:val="22"/>
-                <w:color w:val="000000"/>
-              </w:rPr>
-              <w:t xml:space="preserve">2,628</w:t>
-            </w:r>
-          </w:p>
-        </w:tc>
-        <w:tc>
-          <w:tcPr>
-            <w:tcBorders>
-              <w:bottom w:val="none" w:sz="0" w:space="0" w:color="000000"/>
-              <w:top w:val="none" w:sz="0" w:space="0" w:color="000000"/>
-              <w:left w:val="none" w:sz="0" w:space="0" w:color="000000"/>
-              <w:right w:val="none" w:sz="0" w:space="0" w:color="000000"/>
-            </w:tcBorders>
-            <w:shd w:val="clear" w:color="auto" w:fill="FFFFFF"/>
-            <w:tcMar>
-              <w:top w:w="0" w:type="dxa"/>
-              <w:bottom w:w="0" w:type="dxa"/>
-              <w:left w:w="0" w:type="dxa"/>
-              <w:right w:w="0" w:type="dxa"/>
-            </w:tcMar>
-            <w:vAlign w:val="top"/>
-          </w:tcPr>
-          <w:p>
-            <w:pPr>
-              <w:pStyle w:val="Normal"/>
-              <w:jc w:val="center"/>
-              <w:pBdr>
-                <w:bottom w:val="none" w:sz="0" w:space="0" w:color="000000"/>
-                <w:top w:val="none" w:sz="0" w:space="0" w:color="000000"/>
-                <w:left w:val="none" w:sz="0" w:space="0" w:color="000000"/>
-                <w:right w:val="none" w:sz="0" w:space="0" w:color="000000"/>
-              </w:pBdr>
-              <w:spacing w:after="100" w:before="100" w:line="240"/>
-              <w:ind w:left="100" w:right="100" w:firstLine="0" w:firstLineChars="0"/>
-              <w:rPr>
-                <w:rFonts w:ascii="Arial" w:hAnsi="Arial" w:eastAsia="Arial" w:cs="Arial"/>
-                <w:i w:val="false"/>
-                <w:b w:val="false"/>
-                <w:u w:val="none"/>
-                <w:strike w:val="false"/>
-                <w:sz w:val="22"/>
-                <w:szCs w:val="22"/>
-                <w:color w:val="000000"/>
-              </w:rPr>
-            </w:pPr>
-            <w:r>
-              <w:rPr>
-                <w:rFonts w:ascii="Arial" w:hAnsi="Arial" w:eastAsia="Arial" w:cs="Arial"/>
-                <w:i w:val="false"/>
-                <w:b w:val="false"/>
-                <w:u w:val="none"/>
-                <w:strike w:val="false"/>
-                <w:sz w:val="22"/>
-                <w:szCs w:val="22"/>
-                <w:color w:val="000000"/>
-              </w:rPr>
-              <w:t xml:space="preserve"/>
-            </w:r>
-          </w:p>
-        </w:tc>
-      </w:tr>
-      <w:tr>
-        <w:trPr>
-          <w:trHeight w:val="617" w:hRule="auto"/>
-        </w:trPr>
-        <w:tc>
-          <w:tcPr>
-            <w:tcBorders>
-              <w:bottom w:val="single" w:sz="8" w:space="0" w:color="000000"/>
-              <w:top w:val="none" w:sz="0" w:space="0" w:color="000000"/>
-              <w:left w:val="none" w:sz="0" w:space="0" w:color="000000"/>
-              <w:right w:val="none" w:sz="0" w:space="0" w:color="000000"/>
-            </w:tcBorders>
-            <w:shd w:val="clear" w:color="auto" w:fill="FFFFFF"/>
-            <w:tcMar>
-              <w:top w:w="0" w:type="dxa"/>
-              <w:bottom w:w="0" w:type="dxa"/>
-              <w:left w:w="0" w:type="dxa"/>
-              <w:right w:w="0" w:type="dxa"/>
-            </w:tcMar>
-            <w:vAlign w:val="top"/>
+            <w:vAlign w:val="center"/>
           </w:tcPr>
           <w:p>
             <w:pPr>
@@ -2198,243 +657,17 @@
                 <w:szCs w:val="22"/>
                 <w:color w:val="000000"/>
               </w:rPr>
-              <w:t xml:space="preserve">Taille du menage</w:t>
+              <w:t xml:space="preserve">Sexe = Femme</w:t>
             </w:r>
           </w:p>
         </w:tc>
         <w:tc>
           <w:tcPr>
             <w:tcBorders>
-              <w:bottom w:val="single" w:sz="8" w:space="0" w:color="000000"/>
+              <w:bottom w:val="none" w:sz="0" w:space="0" w:color="000000"/>
               <w:top w:val="none" w:sz="0" w:space="0" w:color="000000"/>
               <w:left w:val="none" w:sz="0" w:space="0" w:color="000000"/>
               <w:right w:val="none" w:sz="0" w:space="0" w:color="000000"/>
-            </w:tcBorders>
-            <w:shd w:val="clear" w:color="auto" w:fill="FFFFFF"/>
-            <w:tcMar>
-              <w:top w:w="0" w:type="dxa"/>
-              <w:bottom w:w="0" w:type="dxa"/>
-              <w:left w:w="0" w:type="dxa"/>
-              <w:right w:w="0" w:type="dxa"/>
-            </w:tcMar>
-            <w:vAlign w:val="top"/>
-          </w:tcPr>
-          <w:p>
-            <w:pPr>
-              <w:pStyle w:val="Normal"/>
-              <w:jc w:val="center"/>
-              <w:pBdr>
-                <w:bottom w:val="none" w:sz="0" w:space="0" w:color="000000"/>
-                <w:top w:val="none" w:sz="0" w:space="0" w:color="000000"/>
-                <w:left w:val="none" w:sz="0" w:space="0" w:color="000000"/>
-                <w:right w:val="none" w:sz="0" w:space="0" w:color="000000"/>
-              </w:pBdr>
-              <w:spacing w:after="100" w:before="100" w:line="240"/>
-              <w:ind w:left="100" w:right="100" w:firstLine="0" w:firstLineChars="0"/>
-              <w:rPr>
-                <w:rFonts w:ascii="Arial" w:hAnsi="Arial" w:eastAsia="Arial" w:cs="Arial"/>
-                <w:i w:val="false"/>
-                <w:b w:val="false"/>
-                <w:u w:val="none"/>
-                <w:strike w:val="false"/>
-                <w:sz w:val="22"/>
-                <w:szCs w:val="22"/>
-                <w:color w:val="000000"/>
-              </w:rPr>
-            </w:pPr>
-            <w:r>
-              <w:rPr>
-                <w:rFonts w:ascii="Arial" w:hAnsi="Arial" w:eastAsia="Arial" w:cs="Arial"/>
-                <w:i w:val="false"/>
-                <w:b w:val="false"/>
-                <w:u w:val="none"/>
-                <w:strike w:val="false"/>
-                <w:sz w:val="22"/>
-                <w:szCs w:val="22"/>
-                <w:color w:val="000000"/>
-              </w:rPr>
-              <w:t xml:space="preserve">8 (4) | Med: 7 [5-10]</w:t>
-            </w:r>
-          </w:p>
-        </w:tc>
-        <w:tc>
-          <w:tcPr>
-            <w:tcBorders>
-              <w:bottom w:val="single" w:sz="8" w:space="0" w:color="000000"/>
-              <w:top w:val="none" w:sz="0" w:space="0" w:color="000000"/>
-              <w:left w:val="none" w:sz="0" w:space="0" w:color="000000"/>
-              <w:right w:val="none" w:sz="0" w:space="0" w:color="000000"/>
-            </w:tcBorders>
-            <w:shd w:val="clear" w:color="auto" w:fill="FFFFFF"/>
-            <w:tcMar>
-              <w:top w:w="0" w:type="dxa"/>
-              <w:bottom w:w="0" w:type="dxa"/>
-              <w:left w:w="0" w:type="dxa"/>
-              <w:right w:w="0" w:type="dxa"/>
-            </w:tcMar>
-            <w:vAlign w:val="top"/>
-          </w:tcPr>
-          <w:p>
-            <w:pPr>
-              <w:pStyle w:val="Normal"/>
-              <w:jc w:val="center"/>
-              <w:pBdr>
-                <w:bottom w:val="none" w:sz="0" w:space="0" w:color="000000"/>
-                <w:top w:val="none" w:sz="0" w:space="0" w:color="000000"/>
-                <w:left w:val="none" w:sz="0" w:space="0" w:color="000000"/>
-                <w:right w:val="none" w:sz="0" w:space="0" w:color="000000"/>
-              </w:pBdr>
-              <w:spacing w:after="100" w:before="100" w:line="240"/>
-              <w:ind w:left="100" w:right="100" w:firstLine="0" w:firstLineChars="0"/>
-              <w:rPr>
-                <w:rFonts w:ascii="Arial" w:hAnsi="Arial" w:eastAsia="Arial" w:cs="Arial"/>
-                <w:i w:val="false"/>
-                <w:b w:val="false"/>
-                <w:u w:val="none"/>
-                <w:strike w:val="false"/>
-                <w:sz w:val="22"/>
-                <w:szCs w:val="22"/>
-                <w:color w:val="000000"/>
-              </w:rPr>
-            </w:pPr>
-            <w:r>
-              <w:rPr>
-                <w:rFonts w:ascii="Arial" w:hAnsi="Arial" w:eastAsia="Arial" w:cs="Arial"/>
-                <w:i w:val="false"/>
-                <w:b w:val="false"/>
-                <w:u w:val="none"/>
-                <w:strike w:val="false"/>
-                <w:sz w:val="22"/>
-                <w:szCs w:val="22"/>
-                <w:color w:val="000000"/>
-              </w:rPr>
-              <w:t xml:space="preserve">7 (4) | Med: 7 [5-9]</w:t>
-            </w:r>
-          </w:p>
-        </w:tc>
-        <w:tc>
-          <w:tcPr>
-            <w:tcBorders>
-              <w:bottom w:val="single" w:sz="8" w:space="0" w:color="000000"/>
-              <w:top w:val="none" w:sz="0" w:space="0" w:color="000000"/>
-              <w:left w:val="none" w:sz="0" w:space="0" w:color="000000"/>
-              <w:right w:val="none" w:sz="0" w:space="0" w:color="000000"/>
-            </w:tcBorders>
-            <w:shd w:val="clear" w:color="auto" w:fill="FFFFFF"/>
-            <w:tcMar>
-              <w:top w:w="0" w:type="dxa"/>
-              <w:bottom w:w="0" w:type="dxa"/>
-              <w:left w:w="0" w:type="dxa"/>
-              <w:right w:w="0" w:type="dxa"/>
-            </w:tcMar>
-            <w:vAlign w:val="top"/>
-          </w:tcPr>
-          <w:p>
-            <w:pPr>
-              <w:pStyle w:val="Normal"/>
-              <w:jc w:val="center"/>
-              <w:pBdr>
-                <w:bottom w:val="none" w:sz="0" w:space="0" w:color="000000"/>
-                <w:top w:val="none" w:sz="0" w:space="0" w:color="000000"/>
-                <w:left w:val="none" w:sz="0" w:space="0" w:color="000000"/>
-                <w:right w:val="none" w:sz="0" w:space="0" w:color="000000"/>
-              </w:pBdr>
-              <w:spacing w:after="100" w:before="100" w:line="240"/>
-              <w:ind w:left="100" w:right="100" w:firstLine="0" w:firstLineChars="0"/>
-              <w:rPr>
-                <w:rFonts w:ascii="Arial" w:hAnsi="Arial" w:eastAsia="Arial" w:cs="Arial"/>
-                <w:i w:val="false"/>
-                <w:b w:val="false"/>
-                <w:u w:val="none"/>
-                <w:strike w:val="false"/>
-                <w:sz w:val="22"/>
-                <w:szCs w:val="22"/>
-                <w:color w:val="000000"/>
-              </w:rPr>
-            </w:pPr>
-            <w:r>
-              <w:rPr>
-                <w:rFonts w:ascii="Arial" w:hAnsi="Arial" w:eastAsia="Arial" w:cs="Arial"/>
-                <w:i w:val="false"/>
-                <w:b w:val="false"/>
-                <w:u w:val="none"/>
-                <w:strike w:val="false"/>
-                <w:sz w:val="22"/>
-                <w:szCs w:val="22"/>
-                <w:color w:val="000000"/>
-              </w:rPr>
-              <w:t xml:space="preserve">9 (4) | Med: 8 [6-11]</w:t>
-            </w:r>
-          </w:p>
-        </w:tc>
-        <w:tc>
-          <w:tcPr>
-            <w:tcBorders>
-              <w:bottom w:val="single" w:sz="8" w:space="0" w:color="000000"/>
-              <w:top w:val="none" w:sz="0" w:space="0" w:color="000000"/>
-              <w:left w:val="none" w:sz="0" w:space="0" w:color="000000"/>
-              <w:right w:val="none" w:sz="0" w:space="0" w:color="000000"/>
-            </w:tcBorders>
-            <w:shd w:val="clear" w:color="auto" w:fill="FFFFFF"/>
-            <w:tcMar>
-              <w:top w:w="0" w:type="dxa"/>
-              <w:bottom w:w="0" w:type="dxa"/>
-              <w:left w:w="0" w:type="dxa"/>
-              <w:right w:w="0" w:type="dxa"/>
-            </w:tcMar>
-            <w:vAlign w:val="top"/>
-          </w:tcPr>
-          <w:p>
-            <w:pPr>
-              <w:pStyle w:val="Normal"/>
-              <w:jc w:val="center"/>
-              <w:pBdr>
-                <w:bottom w:val="none" w:sz="0" w:space="0" w:color="000000"/>
-                <w:top w:val="none" w:sz="0" w:space="0" w:color="000000"/>
-                <w:left w:val="none" w:sz="0" w:space="0" w:color="000000"/>
-                <w:right w:val="none" w:sz="0" w:space="0" w:color="000000"/>
-              </w:pBdr>
-              <w:spacing w:after="100" w:before="100" w:line="240"/>
-              <w:ind w:left="100" w:right="100" w:firstLine="0" w:firstLineChars="0"/>
-              <w:rPr>
-                <w:rFonts w:ascii="Arial" w:hAnsi="Arial" w:eastAsia="Arial" w:cs="Arial"/>
-                <w:i w:val="false"/>
-                <w:b w:val="false"/>
-                <w:u w:val="none"/>
-                <w:strike w:val="false"/>
-                <w:sz w:val="22"/>
-                <w:szCs w:val="22"/>
-                <w:color w:val="000000"/>
-              </w:rPr>
-            </w:pPr>
-            <w:r>
-              <w:rPr>
-                <w:rFonts w:ascii="Arial" w:hAnsi="Arial" w:eastAsia="Arial" w:cs="Arial"/>
-                <w:i w:val="false"/>
-                <w:b w:val="false"/>
-                <w:u w:val="none"/>
-                <w:strike w:val="false"/>
-                <w:sz w:val="22"/>
-                <w:szCs w:val="22"/>
-                <w:color w:val="000000"/>
-              </w:rPr>
-              <w:t xml:space="preserve"/>
-            </w:r>
-          </w:p>
-        </w:tc>
-      </w:tr>
-      <w:tr>
-        <w:trPr>
-          <w:trHeight w:val="360" w:hRule="auto"/>
-        </w:trPr>
-        <w:tc>
-          <w:tcPr>
-            <w:gridSpan w:val="5"/>
-            <w:tcBorders>
-              <w:bottom w:val="none" w:sz="0" w:space="0" w:color="FFFFFF"/>
-              <w:top w:val="single" w:sz="8" w:space="0" w:color="000000"/>
-              <w:left w:val="none" w:sz="0" w:space="0" w:color="FFFFFF"/>
-              <w:right w:val="none" w:sz="0" w:space="0" w:color="FFFFFF"/>
             </w:tcBorders>
             <w:shd w:val="clear" w:color="auto" w:fill="FFFFFF"/>
             <w:tcMar>
@@ -2475,13 +708,54 @@
                 <w:b w:val="false"/>
                 <w:u w:val="none"/>
                 <w:strike w:val="false"/>
-                <w:vertAlign w:val="superscript"/>
-                <w:sz w:val="22"/>
-                <w:szCs w:val="22"/>
-                <w:color w:val="000000"/>
-              </w:rPr>
-              <w:t xml:space="preserve">1</w:t>
+                <w:sz w:val="22"/>
+                <w:szCs w:val="22"/>
+                <w:color w:val="000000"/>
+              </w:rPr>
+              <w:t xml:space="preserve">75239452 (50.5%)</w:t>
             </w:r>
+          </w:p>
+        </w:tc>
+        <w:tc>
+          <w:tcPr>
+            <w:tcBorders>
+              <w:bottom w:val="none" w:sz="0" w:space="0" w:color="000000"/>
+              <w:top w:val="none" w:sz="0" w:space="0" w:color="000000"/>
+              <w:left w:val="none" w:sz="0" w:space="0" w:color="000000"/>
+              <w:right w:val="none" w:sz="0" w:space="0" w:color="000000"/>
+            </w:tcBorders>
+            <w:shd w:val="clear" w:color="auto" w:fill="FFFFFF"/>
+            <w:tcMar>
+              <w:top w:w="0" w:type="dxa"/>
+              <w:bottom w:w="0" w:type="dxa"/>
+              <w:left w:w="0" w:type="dxa"/>
+              <w:right w:w="0" w:type="dxa"/>
+            </w:tcMar>
+            <w:vAlign w:val="center"/>
+          </w:tcPr>
+          <w:p>
+            <w:pPr>
+              <w:pStyle w:val="Normal"/>
+              <w:jc w:val="left"/>
+              <w:pBdr>
+                <w:bottom w:val="none" w:sz="0" w:space="0" w:color="000000"/>
+                <w:top w:val="none" w:sz="0" w:space="0" w:color="000000"/>
+                <w:left w:val="none" w:sz="0" w:space="0" w:color="000000"/>
+                <w:right w:val="none" w:sz="0" w:space="0" w:color="000000"/>
+              </w:pBdr>
+              <w:spacing w:after="100" w:before="100" w:line="240"/>
+              <w:ind w:left="100" w:right="100" w:firstLine="0" w:firstLineChars="0"/>
+              <w:rPr>
+                <w:rFonts w:ascii="Arial" w:hAnsi="Arial" w:eastAsia="Arial" w:cs="Arial"/>
+                <w:i w:val="false"/>
+                <w:b w:val="false"/>
+                <w:u w:val="none"/>
+                <w:strike w:val="false"/>
+                <w:sz w:val="22"/>
+                <w:szCs w:val="22"/>
+                <w:color w:val="000000"/>
+              </w:rPr>
+            </w:pPr>
             <w:r>
               <w:rPr>
                 <w:rFonts w:ascii="Arial" w:hAnsi="Arial" w:eastAsia="Arial" w:cs="Arial"/>
@@ -2493,7 +767,397 @@
                 <w:szCs w:val="22"/>
                 <w:color w:val="000000"/>
               </w:rPr>
-              <w:t xml:space="preserve">Mean (SD) | Med: Median [Q1-Q3]; n (%)</w:t>
+              <w:t xml:space="preserve">20368213 (50.3%)</w:t>
+            </w:r>
+          </w:p>
+        </w:tc>
+        <w:tc>
+          <w:tcPr>
+            <w:tcBorders>
+              <w:bottom w:val="none" w:sz="0" w:space="0" w:color="000000"/>
+              <w:top w:val="none" w:sz="0" w:space="0" w:color="000000"/>
+              <w:left w:val="none" w:sz="0" w:space="0" w:color="000000"/>
+              <w:right w:val="none" w:sz="0" w:space="0" w:color="000000"/>
+            </w:tcBorders>
+            <w:shd w:val="clear" w:color="auto" w:fill="FFFFFF"/>
+            <w:tcMar>
+              <w:top w:w="0" w:type="dxa"/>
+              <w:bottom w:w="0" w:type="dxa"/>
+              <w:left w:w="0" w:type="dxa"/>
+              <w:right w:w="0" w:type="dxa"/>
+            </w:tcMar>
+            <w:vAlign w:val="center"/>
+          </w:tcPr>
+          <w:p>
+            <w:pPr>
+              <w:pStyle w:val="Normal"/>
+              <w:jc w:val="left"/>
+              <w:pBdr>
+                <w:bottom w:val="none" w:sz="0" w:space="0" w:color="000000"/>
+                <w:top w:val="none" w:sz="0" w:space="0" w:color="000000"/>
+                <w:left w:val="none" w:sz="0" w:space="0" w:color="000000"/>
+                <w:right w:val="none" w:sz="0" w:space="0" w:color="000000"/>
+              </w:pBdr>
+              <w:spacing w:after="100" w:before="100" w:line="240"/>
+              <w:ind w:left="100" w:right="100" w:firstLine="0" w:firstLineChars="0"/>
+              <w:rPr>
+                <w:rFonts w:ascii="Arial" w:hAnsi="Arial" w:eastAsia="Arial" w:cs="Arial"/>
+                <w:i w:val="false"/>
+                <w:b w:val="false"/>
+                <w:u w:val="none"/>
+                <w:strike w:val="false"/>
+                <w:sz w:val="22"/>
+                <w:szCs w:val="22"/>
+                <w:color w:val="000000"/>
+              </w:rPr>
+            </w:pPr>
+            <w:r>
+              <w:rPr>
+                <w:rFonts w:ascii="Arial" w:hAnsi="Arial" w:eastAsia="Arial" w:cs="Arial"/>
+                <w:i w:val="false"/>
+                <w:b w:val="false"/>
+                <w:u w:val="none"/>
+                <w:strike w:val="false"/>
+                <w:sz w:val="22"/>
+                <w:szCs w:val="22"/>
+                <w:color w:val="000000"/>
+              </w:rPr>
+              <w:t xml:space="preserve">54871239 (50.6%)</w:t>
+            </w:r>
+          </w:p>
+        </w:tc>
+        <w:tc>
+          <w:tcPr>
+            <w:tcBorders>
+              <w:bottom w:val="none" w:sz="0" w:space="0" w:color="000000"/>
+              <w:top w:val="none" w:sz="0" w:space="0" w:color="000000"/>
+              <w:left w:val="none" w:sz="0" w:space="0" w:color="000000"/>
+              <w:right w:val="none" w:sz="0" w:space="0" w:color="000000"/>
+            </w:tcBorders>
+            <w:shd w:val="clear" w:color="auto" w:fill="FFFFFF"/>
+            <w:tcMar>
+              <w:top w:w="0" w:type="dxa"/>
+              <w:bottom w:w="0" w:type="dxa"/>
+              <w:left w:w="0" w:type="dxa"/>
+              <w:right w:w="0" w:type="dxa"/>
+            </w:tcMar>
+            <w:vAlign w:val="center"/>
+          </w:tcPr>
+          <w:p>
+            <w:pPr>
+              <w:pStyle w:val="Normal"/>
+              <w:jc w:val="left"/>
+              <w:pBdr>
+                <w:bottom w:val="none" w:sz="0" w:space="0" w:color="000000"/>
+                <w:top w:val="none" w:sz="0" w:space="0" w:color="000000"/>
+                <w:left w:val="none" w:sz="0" w:space="0" w:color="000000"/>
+                <w:right w:val="none" w:sz="0" w:space="0" w:color="000000"/>
+              </w:pBdr>
+              <w:spacing w:after="100" w:before="100" w:line="240"/>
+              <w:ind w:left="100" w:right="100" w:firstLine="0" w:firstLineChars="0"/>
+              <w:rPr>
+                <w:rFonts w:ascii="Arial" w:hAnsi="Arial" w:eastAsia="Arial" w:cs="Arial"/>
+                <w:i w:val="false"/>
+                <w:b w:val="false"/>
+                <w:u w:val="none"/>
+                <w:strike w:val="false"/>
+                <w:sz w:val="22"/>
+                <w:szCs w:val="22"/>
+                <w:color w:val="000000"/>
+              </w:rPr>
+            </w:pPr>
+            <w:r>
+              <w:rPr>
+                <w:rFonts w:ascii="Arial" w:hAnsi="Arial" w:eastAsia="Arial" w:cs="Arial"/>
+                <w:i w:val="false"/>
+                <w:b w:val="false"/>
+                <w:u w:val="none"/>
+                <w:strike w:val="false"/>
+                <w:sz w:val="22"/>
+                <w:szCs w:val="22"/>
+                <w:color w:val="000000"/>
+              </w:rPr>
+              <w:t xml:space="preserve">0.462</w:t>
+            </w:r>
+          </w:p>
+        </w:tc>
+      </w:tr>
+      <w:tr>
+        <w:trPr>
+          <w:trHeight w:val="617" w:hRule="auto"/>
+        </w:trPr>
+        <w:tc>
+          <w:tcPr>
+            <w:tcBorders>
+              <w:bottom w:val="single" w:sz="12" w:space="0" w:color="666666"/>
+              <w:top w:val="none" w:sz="0" w:space="0" w:color="000000"/>
+              <w:left w:val="none" w:sz="0" w:space="0" w:color="000000"/>
+              <w:right w:val="none" w:sz="0" w:space="0" w:color="000000"/>
+            </w:tcBorders>
+            <w:shd w:val="clear" w:color="auto" w:fill="FFFFFF"/>
+            <w:tcMar>
+              <w:top w:w="0" w:type="dxa"/>
+              <w:bottom w:w="0" w:type="dxa"/>
+              <w:left w:w="0" w:type="dxa"/>
+              <w:right w:w="0" w:type="dxa"/>
+            </w:tcMar>
+            <w:vAlign w:val="center"/>
+          </w:tcPr>
+          <w:p>
+            <w:pPr>
+              <w:pStyle w:val="Normal"/>
+              <w:jc w:val="left"/>
+              <w:pBdr>
+                <w:bottom w:val="none" w:sz="0" w:space="0" w:color="000000"/>
+                <w:top w:val="none" w:sz="0" w:space="0" w:color="000000"/>
+                <w:left w:val="none" w:sz="0" w:space="0" w:color="000000"/>
+                <w:right w:val="none" w:sz="0" w:space="0" w:color="000000"/>
+              </w:pBdr>
+              <w:spacing w:after="100" w:before="100" w:line="240"/>
+              <w:ind w:left="100" w:right="100" w:firstLine="0" w:firstLineChars="0"/>
+              <w:rPr>
+                <w:rFonts w:ascii="Arial" w:hAnsi="Arial" w:eastAsia="Arial" w:cs="Arial"/>
+                <w:i w:val="false"/>
+                <w:b w:val="true"/>
+                <w:u w:val="none"/>
+                <w:strike w:val="false"/>
+                <w:sz w:val="22"/>
+                <w:szCs w:val="22"/>
+                <w:color w:val="000000"/>
+              </w:rPr>
+            </w:pPr>
+            <w:r>
+              <w:rPr>
+                <w:rFonts w:ascii="Arial" w:hAnsi="Arial" w:eastAsia="Arial" w:cs="Arial"/>
+                <w:i w:val="false"/>
+                <w:b w:val="true"/>
+                <w:u w:val="none"/>
+                <w:strike w:val="false"/>
+                <w:sz w:val="22"/>
+                <w:szCs w:val="22"/>
+                <w:color w:val="000000"/>
+              </w:rPr>
+              <w:t xml:space="preserve">Taille du menage</w:t>
+            </w:r>
+          </w:p>
+        </w:tc>
+        <w:tc>
+          <w:tcPr>
+            <w:tcBorders>
+              <w:bottom w:val="single" w:sz="12" w:space="0" w:color="666666"/>
+              <w:top w:val="none" w:sz="0" w:space="0" w:color="000000"/>
+              <w:left w:val="none" w:sz="0" w:space="0" w:color="000000"/>
+              <w:right w:val="none" w:sz="0" w:space="0" w:color="000000"/>
+            </w:tcBorders>
+            <w:shd w:val="clear" w:color="auto" w:fill="FFFFFF"/>
+            <w:tcMar>
+              <w:top w:w="0" w:type="dxa"/>
+              <w:bottom w:w="0" w:type="dxa"/>
+              <w:left w:w="0" w:type="dxa"/>
+              <w:right w:w="0" w:type="dxa"/>
+            </w:tcMar>
+            <w:vAlign w:val="center"/>
+          </w:tcPr>
+          <w:p>
+            <w:pPr>
+              <w:pStyle w:val="Normal"/>
+              <w:jc w:val="left"/>
+              <w:pBdr>
+                <w:bottom w:val="none" w:sz="0" w:space="0" w:color="000000"/>
+                <w:top w:val="none" w:sz="0" w:space="0" w:color="000000"/>
+                <w:left w:val="none" w:sz="0" w:space="0" w:color="000000"/>
+                <w:right w:val="none" w:sz="0" w:space="0" w:color="000000"/>
+              </w:pBdr>
+              <w:spacing w:after="100" w:before="100" w:line="240"/>
+              <w:ind w:left="100" w:right="100" w:firstLine="0" w:firstLineChars="0"/>
+              <w:rPr>
+                <w:rFonts w:ascii="Arial" w:hAnsi="Arial" w:eastAsia="Arial" w:cs="Arial"/>
+                <w:i w:val="false"/>
+                <w:b w:val="false"/>
+                <w:u w:val="none"/>
+                <w:strike w:val="false"/>
+                <w:sz w:val="22"/>
+                <w:szCs w:val="22"/>
+                <w:color w:val="000000"/>
+              </w:rPr>
+            </w:pPr>
+            <w:r>
+              <w:rPr>
+                <w:rFonts w:ascii="Arial" w:hAnsi="Arial" w:eastAsia="Arial" w:cs="Arial"/>
+                <w:i w:val="false"/>
+                <w:b w:val="false"/>
+                <w:u w:val="none"/>
+                <w:strike w:val="false"/>
+                <w:sz w:val="22"/>
+                <w:szCs w:val="22"/>
+                <w:color w:val="000000"/>
+              </w:rPr>
+              <w:t xml:space="preserve">8.4 (4.4) | Med: 7 [5-10]</w:t>
+            </w:r>
+          </w:p>
+        </w:tc>
+        <w:tc>
+          <w:tcPr>
+            <w:tcBorders>
+              <w:bottom w:val="single" w:sz="12" w:space="0" w:color="666666"/>
+              <w:top w:val="none" w:sz="0" w:space="0" w:color="000000"/>
+              <w:left w:val="none" w:sz="0" w:space="0" w:color="000000"/>
+              <w:right w:val="none" w:sz="0" w:space="0" w:color="000000"/>
+            </w:tcBorders>
+            <w:shd w:val="clear" w:color="auto" w:fill="FFFFFF"/>
+            <w:tcMar>
+              <w:top w:w="0" w:type="dxa"/>
+              <w:bottom w:w="0" w:type="dxa"/>
+              <w:left w:w="0" w:type="dxa"/>
+              <w:right w:w="0" w:type="dxa"/>
+            </w:tcMar>
+            <w:vAlign w:val="center"/>
+          </w:tcPr>
+          <w:p>
+            <w:pPr>
+              <w:pStyle w:val="Normal"/>
+              <w:jc w:val="left"/>
+              <w:pBdr>
+                <w:bottom w:val="none" w:sz="0" w:space="0" w:color="000000"/>
+                <w:top w:val="none" w:sz="0" w:space="0" w:color="000000"/>
+                <w:left w:val="none" w:sz="0" w:space="0" w:color="000000"/>
+                <w:right w:val="none" w:sz="0" w:space="0" w:color="000000"/>
+              </w:pBdr>
+              <w:spacing w:after="100" w:before="100" w:line="240"/>
+              <w:ind w:left="100" w:right="100" w:firstLine="0" w:firstLineChars="0"/>
+              <w:rPr>
+                <w:rFonts w:ascii="Arial" w:hAnsi="Arial" w:eastAsia="Arial" w:cs="Arial"/>
+                <w:i w:val="false"/>
+                <w:b w:val="false"/>
+                <w:u w:val="none"/>
+                <w:strike w:val="false"/>
+                <w:sz w:val="22"/>
+                <w:szCs w:val="22"/>
+                <w:color w:val="000000"/>
+              </w:rPr>
+            </w:pPr>
+            <w:r>
+              <w:rPr>
+                <w:rFonts w:ascii="Arial" w:hAnsi="Arial" w:eastAsia="Arial" w:cs="Arial"/>
+                <w:i w:val="false"/>
+                <w:b w:val="false"/>
+                <w:u w:val="none"/>
+                <w:strike w:val="false"/>
+                <w:sz w:val="22"/>
+                <w:szCs w:val="22"/>
+                <w:color w:val="000000"/>
+              </w:rPr>
+              <w:t xml:space="preserve">7.4 (4.2) | Med: 6 [5-9]</w:t>
+            </w:r>
+          </w:p>
+        </w:tc>
+        <w:tc>
+          <w:tcPr>
+            <w:tcBorders>
+              <w:bottom w:val="single" w:sz="12" w:space="0" w:color="666666"/>
+              <w:top w:val="none" w:sz="0" w:space="0" w:color="000000"/>
+              <w:left w:val="none" w:sz="0" w:space="0" w:color="000000"/>
+              <w:right w:val="none" w:sz="0" w:space="0" w:color="000000"/>
+            </w:tcBorders>
+            <w:shd w:val="clear" w:color="auto" w:fill="FFFFFF"/>
+            <w:tcMar>
+              <w:top w:w="0" w:type="dxa"/>
+              <w:bottom w:w="0" w:type="dxa"/>
+              <w:left w:w="0" w:type="dxa"/>
+              <w:right w:w="0" w:type="dxa"/>
+            </w:tcMar>
+            <w:vAlign w:val="center"/>
+          </w:tcPr>
+          <w:p>
+            <w:pPr>
+              <w:pStyle w:val="Normal"/>
+              <w:jc w:val="left"/>
+              <w:pBdr>
+                <w:bottom w:val="none" w:sz="0" w:space="0" w:color="000000"/>
+                <w:top w:val="none" w:sz="0" w:space="0" w:color="000000"/>
+                <w:left w:val="none" w:sz="0" w:space="0" w:color="000000"/>
+                <w:right w:val="none" w:sz="0" w:space="0" w:color="000000"/>
+              </w:pBdr>
+              <w:spacing w:after="100" w:before="100" w:line="240"/>
+              <w:ind w:left="100" w:right="100" w:firstLine="0" w:firstLineChars="0"/>
+              <w:rPr>
+                <w:rFonts w:ascii="Arial" w:hAnsi="Arial" w:eastAsia="Arial" w:cs="Arial"/>
+                <w:i w:val="false"/>
+                <w:b w:val="false"/>
+                <w:u w:val="none"/>
+                <w:strike w:val="false"/>
+                <w:sz w:val="22"/>
+                <w:szCs w:val="22"/>
+                <w:color w:val="000000"/>
+              </w:rPr>
+            </w:pPr>
+            <w:r>
+              <w:rPr>
+                <w:rFonts w:ascii="Arial" w:hAnsi="Arial" w:eastAsia="Arial" w:cs="Arial"/>
+                <w:i w:val="false"/>
+                <w:b w:val="false"/>
+                <w:u w:val="none"/>
+                <w:strike w:val="false"/>
+                <w:sz w:val="22"/>
+                <w:szCs w:val="22"/>
+                <w:color w:val="000000"/>
+              </w:rPr>
+              <w:t xml:space="preserve">8.8 (4.4) | Med: 8 [5-11]</w:t>
+            </w:r>
+          </w:p>
+        </w:tc>
+        <w:tc>
+          <w:tcPr>
+            <w:tcBorders>
+              <w:bottom w:val="single" w:sz="12" w:space="0" w:color="666666"/>
+              <w:top w:val="none" w:sz="0" w:space="0" w:color="000000"/>
+              <w:left w:val="none" w:sz="0" w:space="0" w:color="000000"/>
+              <w:right w:val="none" w:sz="0" w:space="0" w:color="000000"/>
+            </w:tcBorders>
+            <w:shd w:val="clear" w:color="auto" w:fill="FFFFFF"/>
+            <w:tcMar>
+              <w:top w:w="0" w:type="dxa"/>
+              <w:bottom w:w="0" w:type="dxa"/>
+              <w:left w:w="0" w:type="dxa"/>
+              <w:right w:w="0" w:type="dxa"/>
+            </w:tcMar>
+            <w:vAlign w:val="center"/>
+          </w:tcPr>
+          <w:p>
+            <w:pPr>
+              <w:pStyle w:val="Normal"/>
+              <w:jc w:val="left"/>
+              <w:pBdr>
+                <w:bottom w:val="none" w:sz="0" w:space="0" w:color="000000"/>
+                <w:top w:val="none" w:sz="0" w:space="0" w:color="000000"/>
+                <w:left w:val="none" w:sz="0" w:space="0" w:color="000000"/>
+                <w:right w:val="none" w:sz="0" w:space="0" w:color="000000"/>
+              </w:pBdr>
+              <w:spacing w:after="100" w:before="100" w:line="240"/>
+              <w:ind w:left="100" w:right="100" w:firstLine="0" w:firstLineChars="0"/>
+              <w:rPr>
+                <w:rFonts w:ascii="Arial" w:hAnsi="Arial" w:eastAsia="Arial" w:cs="Arial"/>
+                <w:i w:val="false"/>
+                <w:b w:val="false"/>
+                <w:u w:val="none"/>
+                <w:strike w:val="false"/>
+                <w:sz w:val="22"/>
+                <w:szCs w:val="22"/>
+                <w:color w:val="000000"/>
+              </w:rPr>
+            </w:pPr>
+            <w:r>
+              <w:rPr>
+                <w:rFonts w:ascii="Arial" w:hAnsi="Arial" w:eastAsia="Arial" w:cs="Arial"/>
+                <w:i w:val="false"/>
+                <w:b w:val="false"/>
+                <w:u w:val="none"/>
+                <w:strike w:val="false"/>
+                <w:sz w:val="22"/>
+                <w:szCs w:val="22"/>
+                <w:color w:val="000000"/>
+              </w:rPr>
+              <w:t xml:space="preserve">0.000000000000000000000000000000000000000000000000000000000000000000000000000000000000000000000000000000000000000000000000000000000000000000000000577</w:t>
             </w:r>
           </w:p>
         </w:tc>
